--- a/docs/bao-cao-phan-tich-thiet-ke-he-thong.docx
+++ b/docs/bao-cao-phan-tich-thiet-ke-he-thong.docx
@@ -161,7 +161,7 @@
           </w:tcPr>
           <w:p>
             <w:r>
-              <w:t xml:space="preserve">Ứng dụng cài đặt riêng trên điện thoại không nằm trong báo cáo này</w:t>
+              <w:t xml:space="preserve">Cổng thanh toán thật, tích hợp vận chuyển thật, kế toán/thuế</w:t>
             </w:r>
           </w:p>
         </w:tc>
@@ -415,11 +415,6 @@
     <w:p>
       <w:r>
         <w:t xml:space="preserve">• Hệ thống kế toán, hóa đơn điện tử và báo cáo thuế.</w:t>
-      </w:r>
-    </w:p>
-    <w:p>
-      <w:r>
-        <w:t xml:space="preserve">• Ứng dụng cài đặt riêng trên điện thoại.</w:t>
       </w:r>
     </w:p>
     <w:p>
@@ -708,7 +703,7 @@
           </w:tcPr>
           <w:p>
             <w:r>
-              <w:t xml:space="preserve">Đăng ký tài khoản bằng tên, email, mật khẩu</w:t>
+              <w:t xml:space="preserve">Đăng ký tài khoản bằng tên, email, mật khẩu; mật khẩu được mã hóa phía client trước khi gửi</w:t>
             </w:r>
           </w:p>
         </w:tc>
@@ -740,7 +735,7 @@
           </w:tcPr>
           <w:p>
             <w:r>
-              <w:t xml:space="preserve">Đăng nhập, lưu token và tải hồ sơ người dùng</w:t>
+              <w:t xml:space="preserve">Đăng nhập, lưu token và tải hồ sơ người dùng; mật khẩu gửi dạng passwordEncrypted</w:t>
             </w:r>
           </w:p>
         </w:tc>
@@ -804,7 +799,7 @@
           </w:tcPr>
           <w:p>
             <w:r>
-              <w:t xml:space="preserve">Cập nhật hồ sơ, avatar, số điện thoại, địa chỉ mặc định</w:t>
+              <w:t xml:space="preserve">Cập nhật hồ sơ, avatar, số liên hệ, địa chỉ mặc định</w:t>
             </w:r>
           </w:p>
         </w:tc>
@@ -1092,7 +1087,7 @@
           </w:tcPr>
           <w:p>
             <w:r>
-              <w:t xml:space="preserve">Khách hàng xem lịch sử và chi tiết đơn hàng</w:t>
+              <w:t xml:space="preserve">Khách hàng xem lịch sử và chi tiết đơn hàng; hệ thống phân biệt đơn của khách đã đăng ký và khách chưa đăng ký</w:t>
             </w:r>
           </w:p>
         </w:tc>
@@ -1284,7 +1279,7 @@
           </w:tcPr>
           <w:p>
             <w:r>
-              <w:t xml:space="preserve">Quản lý đơn hàng và cập nhật trạng thái</w:t>
+              <w:t xml:space="preserve">Quản lý đơn hàng, lọc theo trạng thái, thanh toán, ngày và loại khách</w:t>
             </w:r>
           </w:p>
         </w:tc>
@@ -1634,6 +1629,38 @@
           </w:tcPr>
           <w:p>
             <w:r>
+              <w:t xml:space="preserve">Mật khẩu không gửi dạng rõ trong payload auth</w:t>
+            </w:r>
+          </w:p>
+        </w:tc>
+        <w:tc>
+          <w:tcPr>
+            <w:tcW w:w="2400" w:type="dxa"/>
+          </w:tcPr>
+          <w:p>
+            <w:r>
+              <w:t xml:space="preserve">Client lấy public key và mã hóa RSA-OAEP thành passwordEncrypted</w:t>
+            </w:r>
+          </w:p>
+        </w:tc>
+      </w:tr>
+      <w:tr>
+        <w:tc>
+          <w:tcPr>
+            <w:tcW w:w="2400" w:type="dxa"/>
+          </w:tcPr>
+          <w:p>
+            <w:r>
+              <w:t xml:space="preserve">Bảo mật</w:t>
+            </w:r>
+          </w:p>
+        </w:tc>
+        <w:tc>
+          <w:tcPr>
+            <w:tcW w:w="2400" w:type="dxa"/>
+          </w:tcPr>
+          <w:p>
+            <w:r>
               <w:t xml:space="preserve">API admin chỉ cho role admin</w:t>
             </w:r>
           </w:p>
@@ -2060,6 +2087,11 @@
     </w:p>
     <w:p>
       <w:r>
+        <w:t xml:space="preserve">• Đơn có trường user được phân loại là khách đã đăng ký; đơn không có user được phân loại là khách chưa đăng ký.</w:t>
+      </w:r>
+    </w:p>
+    <w:p>
+      <w:r>
         <w:t xml:space="preserve">• Doanh thu chỉ tính từ đơn đã thanh toán hoặc hoàn thành.</w:t>
       </w:r>
     </w:p>
@@ -2070,11 +2102,6 @@
     </w:p>
     <w:p>
       <w:r>
-        <w:t xml:space="preserve">• Báo cáo này không phân tích ứng dụng cài đặt riêng trên điện thoại.</w:t>
-      </w:r>
-    </w:p>
-    <w:p>
-      <w:r>
         <w:t xml:space="preserve"/>
       </w:r>
     </w:p>
@@ -2189,7 +2216,7 @@
     </w:p>
     <w:p>
       <w:r>
-        <w:t xml:space="preserve">5. Hệ thống tạo đơn hàng, lưu thông tin khách, sản phẩm, tổng tiền và trạng thái.</w:t>
+        <w:t xml:space="preserve">5. Hệ thống tạo đơn hàng, lưu thông tin khách, sản phẩm, tổng tiền, trạng thái và phân loại khách đã đăng ký/chưa đăng ký.</w:t>
       </w:r>
     </w:p>
     <w:p>
@@ -3166,7 +3193,7 @@
           </w:tcPr>
           <w:p>
             <w:r>
-              <w:t xml:space="preserve">Người dùng nhập tên/email/mật khẩu; server kiểm tra; tạo User role customer; trả token</w:t>
+              <w:t xml:space="preserve">Người dùng nhập tên/email/mật khẩu; client mã hóa password; server giải mã, kiểm tra; tạo User role customer; trả token</w:t>
             </w:r>
           </w:p>
         </w:tc>
@@ -3218,7 +3245,7 @@
           </w:tcPr>
           <w:p>
             <w:r>
-              <w:t xml:space="preserve">Nhập email/mật khẩu; server kiểm tra hash; trả JWT; client lưu user/token</w:t>
+              <w:t xml:space="preserve">Nhập email/mật khẩu; client mã hóa password; server giải mã và kiểm tra hash; trả JWT; client lưu user/token</w:t>
             </w:r>
           </w:p>
         </w:tc>
@@ -3582,7 +3609,7 @@
           </w:tcPr>
           <w:p>
             <w:r>
-              <w:t xml:space="preserve">Chọn địa chỉ, phương thức thanh toán; tạo order; clear cart nếu cần</w:t>
+              <w:t xml:space="preserve">Chọn địa chỉ, phương thức thanh toán; tạo order; gắn user nếu đã đăng nhập; clear cart nếu cần</w:t>
             </w:r>
           </w:p>
         </w:tc>
@@ -3602,7 +3629,7 @@
           </w:tcPr>
           <w:p>
             <w:r>
-              <w:t xml:space="preserve">Order được tạo, khách nhận mã đơn</w:t>
+              <w:t xml:space="preserve">Order được tạo, khách nhận mã đơn và customerType</w:t>
             </w:r>
           </w:p>
         </w:tc>
@@ -3842,7 +3869,7 @@
           </w:tcPr>
           <w:p>
             <w:r>
-              <w:t xml:space="preserve">Lọc đơn; mở chi tiết; đổi trạng thái; gửi notification</w:t>
+              <w:t xml:space="preserve">Lọc đơn theo status/payment/date/customerType; mở chi tiết; đổi trạng thái; gửi notification</w:t>
             </w:r>
           </w:p>
         </w:tc>
@@ -5586,6 +5613,48 @@
           </w:tcPr>
           <w:p>
             <w:r>
+              <w:t xml:space="preserve">GET</w:t>
+            </w:r>
+          </w:p>
+        </w:tc>
+        <w:tc>
+          <w:tcPr>
+            <w:tcW w:w="2400" w:type="dxa"/>
+          </w:tcPr>
+          <w:p>
+            <w:r>
+              <w:t xml:space="preserve">/password-public-key</w:t>
+            </w:r>
+          </w:p>
+        </w:tc>
+        <w:tc>
+          <w:tcPr>
+            <w:tcW w:w="2400" w:type="dxa"/>
+          </w:tcPr>
+          <w:p>
+            <w:r>
+              <w:t xml:space="preserve">Public</w:t>
+            </w:r>
+          </w:p>
+        </w:tc>
+        <w:tc>
+          <w:tcPr>
+            <w:tcW w:w="2400" w:type="dxa"/>
+          </w:tcPr>
+          <w:p>
+            <w:r>
+              <w:t xml:space="preserve">Lấy public key RSA-OAEP để mã hóa mật khẩu</w:t>
+            </w:r>
+          </w:p>
+        </w:tc>
+      </w:tr>
+      <w:tr>
+        <w:tc>
+          <w:tcPr>
+            <w:tcW w:w="2400" w:type="dxa"/>
+          </w:tcPr>
+          <w:p>
+            <w:r>
               <w:t xml:space="preserve">POST</w:t>
             </w:r>
           </w:p>
@@ -5616,7 +5685,7 @@
           </w:tcPr>
           <w:p>
             <w:r>
-              <w:t xml:space="preserve">Đăng ký</w:t>
+              <w:t xml:space="preserve">Đăng ký với passwordEncrypted</w:t>
             </w:r>
           </w:p>
         </w:tc>
@@ -5658,7 +5727,7 @@
           </w:tcPr>
           <w:p>
             <w:r>
-              <w:t xml:space="preserve">Đăng nhập</w:t>
+              <w:t xml:space="preserve">Đăng nhập với passwordEncrypted</w:t>
             </w:r>
           </w:p>
         </w:tc>
@@ -5742,7 +5811,7 @@
           </w:tcPr>
           <w:p>
             <w:r>
-              <w:t xml:space="preserve">Đặt lại mật khẩu</w:t>
+              <w:t xml:space="preserve">Đặt lại mật khẩu với passwordEncrypted</w:t>
             </w:r>
           </w:p>
         </w:tc>
@@ -5890,7 +5959,7 @@
           </w:tcPr>
           <w:p>
             <w:r>
-              <w:t xml:space="preserve">/products</w:t>
+              <w:t xml:space="preserve">/products?page&amp;limit&amp;category&amp;query&amp;sort</w:t>
             </w:r>
           </w:p>
         </w:tc>
@@ -5910,7 +5979,7 @@
           </w:tcPr>
           <w:p>
             <w:r>
-              <w:t xml:space="preserve">Lấy danh sách sản phẩm</w:t>
+              <w:t xml:space="preserve">Lấy danh sách sản phẩm phân trang, mặc định 10 sản phẩm/trang</w:t>
             </w:r>
           </w:p>
         </w:tc>
@@ -5974,6 +6043,48 @@
           </w:tcPr>
           <w:p>
             <w:r>
+              <w:t xml:space="preserve">/reviews?productId=:id</w:t>
+            </w:r>
+          </w:p>
+        </w:tc>
+        <w:tc>
+          <w:tcPr>
+            <w:tcW w:w="2400" w:type="dxa"/>
+          </w:tcPr>
+          <w:p>
+            <w:r>
+              <w:t xml:space="preserve">Public</w:t>
+            </w:r>
+          </w:p>
+        </w:tc>
+        <w:tc>
+          <w:tcPr>
+            <w:tcW w:w="2400" w:type="dxa"/>
+          </w:tcPr>
+          <w:p>
+            <w:r>
+              <w:t xml:space="preserve">Lấy review theo sản phẩm</w:t>
+            </w:r>
+          </w:p>
+        </w:tc>
+      </w:tr>
+      <w:tr>
+        <w:tc>
+          <w:tcPr>
+            <w:tcW w:w="2400" w:type="dxa"/>
+          </w:tcPr>
+          <w:p>
+            <w:r>
+              <w:t xml:space="preserve">POST</w:t>
+            </w:r>
+          </w:p>
+        </w:tc>
+        <w:tc>
+          <w:tcPr>
+            <w:tcW w:w="2400" w:type="dxa"/>
+          </w:tcPr>
+          <w:p>
+            <w:r>
               <w:t xml:space="preserve">/reviews</w:t>
             </w:r>
           </w:p>
@@ -5984,17 +6095,59 @@
           </w:tcPr>
           <w:p>
             <w:r>
-              <w:t xml:space="preserve">Public</w:t>
-            </w:r>
-          </w:p>
-        </w:tc>
-        <w:tc>
-          <w:tcPr>
-            <w:tcW w:w="2400" w:type="dxa"/>
-          </w:tcPr>
-          <w:p>
-            <w:r>
-              <w:t xml:space="preserve">Lấy review theo sản phẩm</w:t>
+              <w:t xml:space="preserve">User</w:t>
+            </w:r>
+          </w:p>
+        </w:tc>
+        <w:tc>
+          <w:tcPr>
+            <w:tcW w:w="2400" w:type="dxa"/>
+          </w:tcPr>
+          <w:p>
+            <w:r>
+              <w:t xml:space="preserve">Tạo review</w:t>
+            </w:r>
+          </w:p>
+        </w:tc>
+      </w:tr>
+      <w:tr>
+        <w:tc>
+          <w:tcPr>
+            <w:tcW w:w="2400" w:type="dxa"/>
+          </w:tcPr>
+          <w:p>
+            <w:r>
+              <w:t xml:space="preserve">GET</w:t>
+            </w:r>
+          </w:p>
+        </w:tc>
+        <w:tc>
+          <w:tcPr>
+            <w:tcW w:w="2400" w:type="dxa"/>
+          </w:tcPr>
+          <w:p>
+            <w:r>
+              <w:t xml:space="preserve">/cart</w:t>
+            </w:r>
+          </w:p>
+        </w:tc>
+        <w:tc>
+          <w:tcPr>
+            <w:tcW w:w="2400" w:type="dxa"/>
+          </w:tcPr>
+          <w:p>
+            <w:r>
+              <w:t xml:space="preserve">User</w:t>
+            </w:r>
+          </w:p>
+        </w:tc>
+        <w:tc>
+          <w:tcPr>
+            <w:tcW w:w="2400" w:type="dxa"/>
+          </w:tcPr>
+          <w:p>
+            <w:r>
+              <w:t xml:space="preserve">Lấy giỏ hàng</w:t>
             </w:r>
           </w:p>
         </w:tc>
@@ -6016,7 +6169,7 @@
           </w:tcPr>
           <w:p>
             <w:r>
-              <w:t xml:space="preserve">/reviews</w:t>
+              <w:t xml:space="preserve">/cart/items</w:t>
             </w:r>
           </w:p>
         </w:tc>
@@ -6036,7 +6189,175 @@
           </w:tcPr>
           <w:p>
             <w:r>
-              <w:t xml:space="preserve">Tạo review</w:t>
+              <w:t xml:space="preserve">Thêm sản phẩm vào giỏ</w:t>
+            </w:r>
+          </w:p>
+        </w:tc>
+      </w:tr>
+      <w:tr>
+        <w:tc>
+          <w:tcPr>
+            <w:tcW w:w="2400" w:type="dxa"/>
+          </w:tcPr>
+          <w:p>
+            <w:r>
+              <w:t xml:space="preserve">PATCH</w:t>
+            </w:r>
+          </w:p>
+        </w:tc>
+        <w:tc>
+          <w:tcPr>
+            <w:tcW w:w="2400" w:type="dxa"/>
+          </w:tcPr>
+          <w:p>
+            <w:r>
+              <w:t xml:space="preserve">/cart/items/:productId</w:t>
+            </w:r>
+          </w:p>
+        </w:tc>
+        <w:tc>
+          <w:tcPr>
+            <w:tcW w:w="2400" w:type="dxa"/>
+          </w:tcPr>
+          <w:p>
+            <w:r>
+              <w:t xml:space="preserve">User</w:t>
+            </w:r>
+          </w:p>
+        </w:tc>
+        <w:tc>
+          <w:tcPr>
+            <w:tcW w:w="2400" w:type="dxa"/>
+          </w:tcPr>
+          <w:p>
+            <w:r>
+              <w:t xml:space="preserve">Cập nhật số lượng</w:t>
+            </w:r>
+          </w:p>
+        </w:tc>
+      </w:tr>
+      <w:tr>
+        <w:tc>
+          <w:tcPr>
+            <w:tcW w:w="2400" w:type="dxa"/>
+          </w:tcPr>
+          <w:p>
+            <w:r>
+              <w:t xml:space="preserve">DELETE</w:t>
+            </w:r>
+          </w:p>
+        </w:tc>
+        <w:tc>
+          <w:tcPr>
+            <w:tcW w:w="2400" w:type="dxa"/>
+          </w:tcPr>
+          <w:p>
+            <w:r>
+              <w:t xml:space="preserve">/cart/items/:productId</w:t>
+            </w:r>
+          </w:p>
+        </w:tc>
+        <w:tc>
+          <w:tcPr>
+            <w:tcW w:w="2400" w:type="dxa"/>
+          </w:tcPr>
+          <w:p>
+            <w:r>
+              <w:t xml:space="preserve">User</w:t>
+            </w:r>
+          </w:p>
+        </w:tc>
+        <w:tc>
+          <w:tcPr>
+            <w:tcW w:w="2400" w:type="dxa"/>
+          </w:tcPr>
+          <w:p>
+            <w:r>
+              <w:t xml:space="preserve">Xóa item</w:t>
+            </w:r>
+          </w:p>
+        </w:tc>
+      </w:tr>
+      <w:tr>
+        <w:tc>
+          <w:tcPr>
+            <w:tcW w:w="2400" w:type="dxa"/>
+          </w:tcPr>
+          <w:p>
+            <w:r>
+              <w:t xml:space="preserve">DELETE</w:t>
+            </w:r>
+          </w:p>
+        </w:tc>
+        <w:tc>
+          <w:tcPr>
+            <w:tcW w:w="2400" w:type="dxa"/>
+          </w:tcPr>
+          <w:p>
+            <w:r>
+              <w:t xml:space="preserve">/cart</w:t>
+            </w:r>
+          </w:p>
+        </w:tc>
+        <w:tc>
+          <w:tcPr>
+            <w:tcW w:w="2400" w:type="dxa"/>
+          </w:tcPr>
+          <w:p>
+            <w:r>
+              <w:t xml:space="preserve">User</w:t>
+            </w:r>
+          </w:p>
+        </w:tc>
+        <w:tc>
+          <w:tcPr>
+            <w:tcW w:w="2400" w:type="dxa"/>
+          </w:tcPr>
+          <w:p>
+            <w:r>
+              <w:t xml:space="preserve">Xóa giỏ</w:t>
+            </w:r>
+          </w:p>
+        </w:tc>
+      </w:tr>
+      <w:tr>
+        <w:tc>
+          <w:tcPr>
+            <w:tcW w:w="2400" w:type="dxa"/>
+          </w:tcPr>
+          <w:p>
+            <w:r>
+              <w:t xml:space="preserve">POST</w:t>
+            </w:r>
+          </w:p>
+        </w:tc>
+        <w:tc>
+          <w:tcPr>
+            <w:tcW w:w="2400" w:type="dxa"/>
+          </w:tcPr>
+          <w:p>
+            <w:r>
+              <w:t xml:space="preserve">/orders</w:t>
+            </w:r>
+          </w:p>
+        </w:tc>
+        <w:tc>
+          <w:tcPr>
+            <w:tcW w:w="2400" w:type="dxa"/>
+          </w:tcPr>
+          <w:p>
+            <w:r>
+              <w:t xml:space="preserve">Optional User</w:t>
+            </w:r>
+          </w:p>
+        </w:tc>
+        <w:tc>
+          <w:tcPr>
+            <w:tcW w:w="2400" w:type="dxa"/>
+          </w:tcPr>
+          <w:p>
+            <w:r>
+              <w:t xml:space="preserve">Tạo đơn hàng, trả customerType</w:t>
             </w:r>
           </w:p>
         </w:tc>
@@ -6058,7 +6379,7 @@
           </w:tcPr>
           <w:p>
             <w:r>
-              <w:t xml:space="preserve">/cart</w:t>
+              <w:t xml:space="preserve">/orders/me</w:t>
             </w:r>
           </w:p>
         </w:tc>
@@ -6078,7 +6399,49 @@
           </w:tcPr>
           <w:p>
             <w:r>
-              <w:t xml:space="preserve">Lấy giỏ hàng</w:t>
+              <w:t xml:space="preserve">Lịch sử đơn hàng</w:t>
+            </w:r>
+          </w:p>
+        </w:tc>
+      </w:tr>
+      <w:tr>
+        <w:tc>
+          <w:tcPr>
+            <w:tcW w:w="2400" w:type="dxa"/>
+          </w:tcPr>
+          <w:p>
+            <w:r>
+              <w:t xml:space="preserve">GET</w:t>
+            </w:r>
+          </w:p>
+        </w:tc>
+        <w:tc>
+          <w:tcPr>
+            <w:tcW w:w="2400" w:type="dxa"/>
+          </w:tcPr>
+          <w:p>
+            <w:r>
+              <w:t xml:space="preserve">/orders/:orderCode</w:t>
+            </w:r>
+          </w:p>
+        </w:tc>
+        <w:tc>
+          <w:tcPr>
+            <w:tcW w:w="2400" w:type="dxa"/>
+          </w:tcPr>
+          <w:p>
+            <w:r>
+              <w:t xml:space="preserve">Optional User</w:t>
+            </w:r>
+          </w:p>
+        </w:tc>
+        <w:tc>
+          <w:tcPr>
+            <w:tcW w:w="2400" w:type="dxa"/>
+          </w:tcPr>
+          <w:p>
+            <w:r>
+              <w:t xml:space="preserve">Tra cứu đơn</w:t>
             </w:r>
           </w:p>
         </w:tc>
@@ -6100,7 +6463,49 @@
           </w:tcPr>
           <w:p>
             <w:r>
-              <w:t xml:space="preserve">/cart/items</w:t>
+              <w:t xml:space="preserve">/contact</w:t>
+            </w:r>
+          </w:p>
+        </w:tc>
+        <w:tc>
+          <w:tcPr>
+            <w:tcW w:w="2400" w:type="dxa"/>
+          </w:tcPr>
+          <w:p>
+            <w:r>
+              <w:t xml:space="preserve">Optional User</w:t>
+            </w:r>
+          </w:p>
+        </w:tc>
+        <w:tc>
+          <w:tcPr>
+            <w:tcW w:w="2400" w:type="dxa"/>
+          </w:tcPr>
+          <w:p>
+            <w:r>
+              <w:t xml:space="preserve">Gửi liên hệ</w:t>
+            </w:r>
+          </w:p>
+        </w:tc>
+      </w:tr>
+      <w:tr>
+        <w:tc>
+          <w:tcPr>
+            <w:tcW w:w="2400" w:type="dxa"/>
+          </w:tcPr>
+          <w:p>
+            <w:r>
+              <w:t xml:space="preserve">GET</w:t>
+            </w:r>
+          </w:p>
+        </w:tc>
+        <w:tc>
+          <w:tcPr>
+            <w:tcW w:w="2400" w:type="dxa"/>
+          </w:tcPr>
+          <w:p>
+            <w:r>
+              <w:t xml:space="preserve">/contacts/me</w:t>
             </w:r>
           </w:p>
         </w:tc>
@@ -6120,7 +6525,91 @@
           </w:tcPr>
           <w:p>
             <w:r>
-              <w:t xml:space="preserve">Thêm sản phẩm vào giỏ</w:t>
+              <w:t xml:space="preserve">Liên hệ của tôi</w:t>
+            </w:r>
+          </w:p>
+        </w:tc>
+      </w:tr>
+      <w:tr>
+        <w:tc>
+          <w:tcPr>
+            <w:tcW w:w="2400" w:type="dxa"/>
+          </w:tcPr>
+          <w:p>
+            <w:r>
+              <w:t xml:space="preserve">GET</w:t>
+            </w:r>
+          </w:p>
+        </w:tc>
+        <w:tc>
+          <w:tcPr>
+            <w:tcW w:w="2400" w:type="dxa"/>
+          </w:tcPr>
+          <w:p>
+            <w:r>
+              <w:t xml:space="preserve">/notifications</w:t>
+            </w:r>
+          </w:p>
+        </w:tc>
+        <w:tc>
+          <w:tcPr>
+            <w:tcW w:w="2400" w:type="dxa"/>
+          </w:tcPr>
+          <w:p>
+            <w:r>
+              <w:t xml:space="preserve">User</w:t>
+            </w:r>
+          </w:p>
+        </w:tc>
+        <w:tc>
+          <w:tcPr>
+            <w:tcW w:w="2400" w:type="dxa"/>
+          </w:tcPr>
+          <w:p>
+            <w:r>
+              <w:t xml:space="preserve">Danh sách thông báo</w:t>
+            </w:r>
+          </w:p>
+        </w:tc>
+      </w:tr>
+      <w:tr>
+        <w:tc>
+          <w:tcPr>
+            <w:tcW w:w="2400" w:type="dxa"/>
+          </w:tcPr>
+          <w:p>
+            <w:r>
+              <w:t xml:space="preserve">GET</w:t>
+            </w:r>
+          </w:p>
+        </w:tc>
+        <w:tc>
+          <w:tcPr>
+            <w:tcW w:w="2400" w:type="dxa"/>
+          </w:tcPr>
+          <w:p>
+            <w:r>
+              <w:t xml:space="preserve">/notifications/stream</w:t>
+            </w:r>
+          </w:p>
+        </w:tc>
+        <w:tc>
+          <w:tcPr>
+            <w:tcW w:w="2400" w:type="dxa"/>
+          </w:tcPr>
+          <w:p>
+            <w:r>
+              <w:t xml:space="preserve">Token</w:t>
+            </w:r>
+          </w:p>
+        </w:tc>
+        <w:tc>
+          <w:tcPr>
+            <w:tcW w:w="2400" w:type="dxa"/>
+          </w:tcPr>
+          <w:p>
+            <w:r>
+              <w:t xml:space="preserve">SSE thông báo cá nhân</w:t>
             </w:r>
           </w:p>
         </w:tc>
@@ -6142,7 +6631,7 @@
           </w:tcPr>
           <w:p>
             <w:r>
-              <w:t xml:space="preserve">/cart/items/:productId</w:t>
+              <w:t xml:space="preserve">/notifications/:id/read</w:t>
             </w:r>
           </w:p>
         </w:tc>
@@ -6162,7 +6651,49 @@
           </w:tcPr>
           <w:p>
             <w:r>
-              <w:t xml:space="preserve">Cập nhật số lượng</w:t>
+              <w:t xml:space="preserve">Đánh dấu đã đọc</w:t>
+            </w:r>
+          </w:p>
+        </w:tc>
+      </w:tr>
+      <w:tr>
+        <w:tc>
+          <w:tcPr>
+            <w:tcW w:w="2400" w:type="dxa"/>
+          </w:tcPr>
+          <w:p>
+            <w:r>
+              <w:t xml:space="preserve">PATCH</w:t>
+            </w:r>
+          </w:p>
+        </w:tc>
+        <w:tc>
+          <w:tcPr>
+            <w:tcW w:w="2400" w:type="dxa"/>
+          </w:tcPr>
+          <w:p>
+            <w:r>
+              <w:t xml:space="preserve">/notifications/read-all</w:t>
+            </w:r>
+          </w:p>
+        </w:tc>
+        <w:tc>
+          <w:tcPr>
+            <w:tcW w:w="2400" w:type="dxa"/>
+          </w:tcPr>
+          <w:p>
+            <w:r>
+              <w:t xml:space="preserve">User</w:t>
+            </w:r>
+          </w:p>
+        </w:tc>
+        <w:tc>
+          <w:tcPr>
+            <w:tcW w:w="2400" w:type="dxa"/>
+          </w:tcPr>
+          <w:p>
+            <w:r>
+              <w:t xml:space="preserve">Đánh dấu tất cả</w:t>
             </w:r>
           </w:p>
         </w:tc>
@@ -6184,7 +6715,7 @@
           </w:tcPr>
           <w:p>
             <w:r>
-              <w:t xml:space="preserve">/cart/items/:productId</w:t>
+              <w:t xml:space="preserve">/notifications/:id</w:t>
             </w:r>
           </w:p>
         </w:tc>
@@ -6204,91 +6735,7 @@
           </w:tcPr>
           <w:p>
             <w:r>
-              <w:t xml:space="preserve">Xóa item</w:t>
-            </w:r>
-          </w:p>
-        </w:tc>
-      </w:tr>
-      <w:tr>
-        <w:tc>
-          <w:tcPr>
-            <w:tcW w:w="2400" w:type="dxa"/>
-          </w:tcPr>
-          <w:p>
-            <w:r>
-              <w:t xml:space="preserve">DELETE</w:t>
-            </w:r>
-          </w:p>
-        </w:tc>
-        <w:tc>
-          <w:tcPr>
-            <w:tcW w:w="2400" w:type="dxa"/>
-          </w:tcPr>
-          <w:p>
-            <w:r>
-              <w:t xml:space="preserve">/cart</w:t>
-            </w:r>
-          </w:p>
-        </w:tc>
-        <w:tc>
-          <w:tcPr>
-            <w:tcW w:w="2400" w:type="dxa"/>
-          </w:tcPr>
-          <w:p>
-            <w:r>
-              <w:t xml:space="preserve">User</w:t>
-            </w:r>
-          </w:p>
-        </w:tc>
-        <w:tc>
-          <w:tcPr>
-            <w:tcW w:w="2400" w:type="dxa"/>
-          </w:tcPr>
-          <w:p>
-            <w:r>
-              <w:t xml:space="preserve">Xóa giỏ</w:t>
-            </w:r>
-          </w:p>
-        </w:tc>
-      </w:tr>
-      <w:tr>
-        <w:tc>
-          <w:tcPr>
-            <w:tcW w:w="2400" w:type="dxa"/>
-          </w:tcPr>
-          <w:p>
-            <w:r>
-              <w:t xml:space="preserve">POST</w:t>
-            </w:r>
-          </w:p>
-        </w:tc>
-        <w:tc>
-          <w:tcPr>
-            <w:tcW w:w="2400" w:type="dxa"/>
-          </w:tcPr>
-          <w:p>
-            <w:r>
-              <w:t xml:space="preserve">/orders</w:t>
-            </w:r>
-          </w:p>
-        </w:tc>
-        <w:tc>
-          <w:tcPr>
-            <w:tcW w:w="2400" w:type="dxa"/>
-          </w:tcPr>
-          <w:p>
-            <w:r>
-              <w:t xml:space="preserve">Optional User</w:t>
-            </w:r>
-          </w:p>
-        </w:tc>
-        <w:tc>
-          <w:tcPr>
-            <w:tcW w:w="2400" w:type="dxa"/>
-          </w:tcPr>
-          <w:p>
-            <w:r>
-              <w:t xml:space="preserve">Tạo đơn hàng</w:t>
+              <w:t xml:space="preserve">Xóa thông báo</w:t>
             </w:r>
           </w:p>
         </w:tc>
@@ -6310,27 +6757,27 @@
           </w:tcPr>
           <w:p>
             <w:r>
-              <w:t xml:space="preserve">/orders/me</w:t>
-            </w:r>
-          </w:p>
-        </w:tc>
-        <w:tc>
-          <w:tcPr>
-            <w:tcW w:w="2400" w:type="dxa"/>
-          </w:tcPr>
-          <w:p>
-            <w:r>
-              <w:t xml:space="preserve">User</w:t>
-            </w:r>
-          </w:p>
-        </w:tc>
-        <w:tc>
-          <w:tcPr>
-            <w:tcW w:w="2400" w:type="dxa"/>
-          </w:tcPr>
-          <w:p>
-            <w:r>
-              <w:t xml:space="preserve">Lịch sử đơn hàng</w:t>
+              <w:t xml:space="preserve">/admin/events/stream</w:t>
+            </w:r>
+          </w:p>
+        </w:tc>
+        <w:tc>
+          <w:tcPr>
+            <w:tcW w:w="2400" w:type="dxa"/>
+          </w:tcPr>
+          <w:p>
+            <w:r>
+              <w:t xml:space="preserve">Admin token</w:t>
+            </w:r>
+          </w:p>
+        </w:tc>
+        <w:tc>
+          <w:tcPr>
+            <w:tcW w:w="2400" w:type="dxa"/>
+          </w:tcPr>
+          <w:p>
+            <w:r>
+              <w:t xml:space="preserve">SSE sự kiện admin</w:t>
             </w:r>
           </w:p>
         </w:tc>
@@ -6352,69 +6799,27 @@
           </w:tcPr>
           <w:p>
             <w:r>
-              <w:t xml:space="preserve">/orders/:orderCode</w:t>
-            </w:r>
-          </w:p>
-        </w:tc>
-        <w:tc>
-          <w:tcPr>
-            <w:tcW w:w="2400" w:type="dxa"/>
-          </w:tcPr>
-          <w:p>
-            <w:r>
-              <w:t xml:space="preserve">Optional User</w:t>
-            </w:r>
-          </w:p>
-        </w:tc>
-        <w:tc>
-          <w:tcPr>
-            <w:tcW w:w="2400" w:type="dxa"/>
-          </w:tcPr>
-          <w:p>
-            <w:r>
-              <w:t xml:space="preserve">Tra cứu đơn</w:t>
-            </w:r>
-          </w:p>
-        </w:tc>
-      </w:tr>
-      <w:tr>
-        <w:tc>
-          <w:tcPr>
-            <w:tcW w:w="2400" w:type="dxa"/>
-          </w:tcPr>
-          <w:p>
-            <w:r>
-              <w:t xml:space="preserve">POST</w:t>
-            </w:r>
-          </w:p>
-        </w:tc>
-        <w:tc>
-          <w:tcPr>
-            <w:tcW w:w="2400" w:type="dxa"/>
-          </w:tcPr>
-          <w:p>
-            <w:r>
-              <w:t xml:space="preserve">/contact</w:t>
-            </w:r>
-          </w:p>
-        </w:tc>
-        <w:tc>
-          <w:tcPr>
-            <w:tcW w:w="2400" w:type="dxa"/>
-          </w:tcPr>
-          <w:p>
-            <w:r>
-              <w:t xml:space="preserve">Optional User</w:t>
-            </w:r>
-          </w:p>
-        </w:tc>
-        <w:tc>
-          <w:tcPr>
-            <w:tcW w:w="2400" w:type="dxa"/>
-          </w:tcPr>
-          <w:p>
-            <w:r>
-              <w:t xml:space="preserve">Gửi liên hệ</w:t>
+              <w:t xml:space="preserve">/admin/summary</w:t>
+            </w:r>
+          </w:p>
+        </w:tc>
+        <w:tc>
+          <w:tcPr>
+            <w:tcW w:w="2400" w:type="dxa"/>
+          </w:tcPr>
+          <w:p>
+            <w:r>
+              <w:t xml:space="preserve">Admin</w:t>
+            </w:r>
+          </w:p>
+        </w:tc>
+        <w:tc>
+          <w:tcPr>
+            <w:tcW w:w="2400" w:type="dxa"/>
+          </w:tcPr>
+          <w:p>
+            <w:r>
+              <w:t xml:space="preserve">Dashboard</w:t>
             </w:r>
           </w:p>
         </w:tc>
@@ -6436,301 +6841,7 @@
           </w:tcPr>
           <w:p>
             <w:r>
-              <w:t xml:space="preserve">/contacts/me</w:t>
-            </w:r>
-          </w:p>
-        </w:tc>
-        <w:tc>
-          <w:tcPr>
-            <w:tcW w:w="2400" w:type="dxa"/>
-          </w:tcPr>
-          <w:p>
-            <w:r>
-              <w:t xml:space="preserve">User</w:t>
-            </w:r>
-          </w:p>
-        </w:tc>
-        <w:tc>
-          <w:tcPr>
-            <w:tcW w:w="2400" w:type="dxa"/>
-          </w:tcPr>
-          <w:p>
-            <w:r>
-              <w:t xml:space="preserve">Liên hệ của tôi</w:t>
-            </w:r>
-          </w:p>
-        </w:tc>
-      </w:tr>
-      <w:tr>
-        <w:tc>
-          <w:tcPr>
-            <w:tcW w:w="2400" w:type="dxa"/>
-          </w:tcPr>
-          <w:p>
-            <w:r>
-              <w:t xml:space="preserve">GET</w:t>
-            </w:r>
-          </w:p>
-        </w:tc>
-        <w:tc>
-          <w:tcPr>
-            <w:tcW w:w="2400" w:type="dxa"/>
-          </w:tcPr>
-          <w:p>
-            <w:r>
-              <w:t xml:space="preserve">/notifications</w:t>
-            </w:r>
-          </w:p>
-        </w:tc>
-        <w:tc>
-          <w:tcPr>
-            <w:tcW w:w="2400" w:type="dxa"/>
-          </w:tcPr>
-          <w:p>
-            <w:r>
-              <w:t xml:space="preserve">User</w:t>
-            </w:r>
-          </w:p>
-        </w:tc>
-        <w:tc>
-          <w:tcPr>
-            <w:tcW w:w="2400" w:type="dxa"/>
-          </w:tcPr>
-          <w:p>
-            <w:r>
-              <w:t xml:space="preserve">Danh sách thông báo</w:t>
-            </w:r>
-          </w:p>
-        </w:tc>
-      </w:tr>
-      <w:tr>
-        <w:tc>
-          <w:tcPr>
-            <w:tcW w:w="2400" w:type="dxa"/>
-          </w:tcPr>
-          <w:p>
-            <w:r>
-              <w:t xml:space="preserve">GET</w:t>
-            </w:r>
-          </w:p>
-        </w:tc>
-        <w:tc>
-          <w:tcPr>
-            <w:tcW w:w="2400" w:type="dxa"/>
-          </w:tcPr>
-          <w:p>
-            <w:r>
-              <w:t xml:space="preserve">/notifications/stream</w:t>
-            </w:r>
-          </w:p>
-        </w:tc>
-        <w:tc>
-          <w:tcPr>
-            <w:tcW w:w="2400" w:type="dxa"/>
-          </w:tcPr>
-          <w:p>
-            <w:r>
-              <w:t xml:space="preserve">Token</w:t>
-            </w:r>
-          </w:p>
-        </w:tc>
-        <w:tc>
-          <w:tcPr>
-            <w:tcW w:w="2400" w:type="dxa"/>
-          </w:tcPr>
-          <w:p>
-            <w:r>
-              <w:t xml:space="preserve">SSE thông báo cá nhân</w:t>
-            </w:r>
-          </w:p>
-        </w:tc>
-      </w:tr>
-      <w:tr>
-        <w:tc>
-          <w:tcPr>
-            <w:tcW w:w="2400" w:type="dxa"/>
-          </w:tcPr>
-          <w:p>
-            <w:r>
-              <w:t xml:space="preserve">PATCH</w:t>
-            </w:r>
-          </w:p>
-        </w:tc>
-        <w:tc>
-          <w:tcPr>
-            <w:tcW w:w="2400" w:type="dxa"/>
-          </w:tcPr>
-          <w:p>
-            <w:r>
-              <w:t xml:space="preserve">/notifications/:id/read</w:t>
-            </w:r>
-          </w:p>
-        </w:tc>
-        <w:tc>
-          <w:tcPr>
-            <w:tcW w:w="2400" w:type="dxa"/>
-          </w:tcPr>
-          <w:p>
-            <w:r>
-              <w:t xml:space="preserve">User</w:t>
-            </w:r>
-          </w:p>
-        </w:tc>
-        <w:tc>
-          <w:tcPr>
-            <w:tcW w:w="2400" w:type="dxa"/>
-          </w:tcPr>
-          <w:p>
-            <w:r>
-              <w:t xml:space="preserve">Đánh dấu đã đọc</w:t>
-            </w:r>
-          </w:p>
-        </w:tc>
-      </w:tr>
-      <w:tr>
-        <w:tc>
-          <w:tcPr>
-            <w:tcW w:w="2400" w:type="dxa"/>
-          </w:tcPr>
-          <w:p>
-            <w:r>
-              <w:t xml:space="preserve">PATCH</w:t>
-            </w:r>
-          </w:p>
-        </w:tc>
-        <w:tc>
-          <w:tcPr>
-            <w:tcW w:w="2400" w:type="dxa"/>
-          </w:tcPr>
-          <w:p>
-            <w:r>
-              <w:t xml:space="preserve">/notifications/read-all</w:t>
-            </w:r>
-          </w:p>
-        </w:tc>
-        <w:tc>
-          <w:tcPr>
-            <w:tcW w:w="2400" w:type="dxa"/>
-          </w:tcPr>
-          <w:p>
-            <w:r>
-              <w:t xml:space="preserve">User</w:t>
-            </w:r>
-          </w:p>
-        </w:tc>
-        <w:tc>
-          <w:tcPr>
-            <w:tcW w:w="2400" w:type="dxa"/>
-          </w:tcPr>
-          <w:p>
-            <w:r>
-              <w:t xml:space="preserve">Đánh dấu tất cả</w:t>
-            </w:r>
-          </w:p>
-        </w:tc>
-      </w:tr>
-      <w:tr>
-        <w:tc>
-          <w:tcPr>
-            <w:tcW w:w="2400" w:type="dxa"/>
-          </w:tcPr>
-          <w:p>
-            <w:r>
-              <w:t xml:space="preserve">DELETE</w:t>
-            </w:r>
-          </w:p>
-        </w:tc>
-        <w:tc>
-          <w:tcPr>
-            <w:tcW w:w="2400" w:type="dxa"/>
-          </w:tcPr>
-          <w:p>
-            <w:r>
-              <w:t xml:space="preserve">/notifications/:id</w:t>
-            </w:r>
-          </w:p>
-        </w:tc>
-        <w:tc>
-          <w:tcPr>
-            <w:tcW w:w="2400" w:type="dxa"/>
-          </w:tcPr>
-          <w:p>
-            <w:r>
-              <w:t xml:space="preserve">User</w:t>
-            </w:r>
-          </w:p>
-        </w:tc>
-        <w:tc>
-          <w:tcPr>
-            <w:tcW w:w="2400" w:type="dxa"/>
-          </w:tcPr>
-          <w:p>
-            <w:r>
-              <w:t xml:space="preserve">Xóa thông báo</w:t>
-            </w:r>
-          </w:p>
-        </w:tc>
-      </w:tr>
-      <w:tr>
-        <w:tc>
-          <w:tcPr>
-            <w:tcW w:w="2400" w:type="dxa"/>
-          </w:tcPr>
-          <w:p>
-            <w:r>
-              <w:t xml:space="preserve">GET</w:t>
-            </w:r>
-          </w:p>
-        </w:tc>
-        <w:tc>
-          <w:tcPr>
-            <w:tcW w:w="2400" w:type="dxa"/>
-          </w:tcPr>
-          <w:p>
-            <w:r>
-              <w:t xml:space="preserve">/admin/events/stream</w:t>
-            </w:r>
-          </w:p>
-        </w:tc>
-        <w:tc>
-          <w:tcPr>
-            <w:tcW w:w="2400" w:type="dxa"/>
-          </w:tcPr>
-          <w:p>
-            <w:r>
-              <w:t xml:space="preserve">Admin token</w:t>
-            </w:r>
-          </w:p>
-        </w:tc>
-        <w:tc>
-          <w:tcPr>
-            <w:tcW w:w="2400" w:type="dxa"/>
-          </w:tcPr>
-          <w:p>
-            <w:r>
-              <w:t xml:space="preserve">SSE sự kiện admin</w:t>
-            </w:r>
-          </w:p>
-        </w:tc>
-      </w:tr>
-      <w:tr>
-        <w:tc>
-          <w:tcPr>
-            <w:tcW w:w="2400" w:type="dxa"/>
-          </w:tcPr>
-          <w:p>
-            <w:r>
-              <w:t xml:space="preserve">GET</w:t>
-            </w:r>
-          </w:p>
-        </w:tc>
-        <w:tc>
-          <w:tcPr>
-            <w:tcW w:w="2400" w:type="dxa"/>
-          </w:tcPr>
-          <w:p>
-            <w:r>
-              <w:t xml:space="preserve">/admin/summary</w:t>
+              <w:t xml:space="preserve">/admin/orders?status&amp;payment&amp;customerType&amp;startDate&amp;endDate</w:t>
             </w:r>
           </w:p>
         </w:tc>
@@ -6750,49 +6861,7 @@
           </w:tcPr>
           <w:p>
             <w:r>
-              <w:t xml:space="preserve">Dashboard</w:t>
-            </w:r>
-          </w:p>
-        </w:tc>
-      </w:tr>
-      <w:tr>
-        <w:tc>
-          <w:tcPr>
-            <w:tcW w:w="2400" w:type="dxa"/>
-          </w:tcPr>
-          <w:p>
-            <w:r>
-              <w:t xml:space="preserve">GET</w:t>
-            </w:r>
-          </w:p>
-        </w:tc>
-        <w:tc>
-          <w:tcPr>
-            <w:tcW w:w="2400" w:type="dxa"/>
-          </w:tcPr>
-          <w:p>
-            <w:r>
-              <w:t xml:space="preserve">/admin/orders</w:t>
-            </w:r>
-          </w:p>
-        </w:tc>
-        <w:tc>
-          <w:tcPr>
-            <w:tcW w:w="2400" w:type="dxa"/>
-          </w:tcPr>
-          <w:p>
-            <w:r>
-              <w:t xml:space="preserve">Admin</w:t>
-            </w:r>
-          </w:p>
-        </w:tc>
-        <w:tc>
-          <w:tcPr>
-            <w:tcW w:w="2400" w:type="dxa"/>
-          </w:tcPr>
-          <w:p>
-            <w:r>
-              <w:t xml:space="preserve">Danh sách đơn</w:t>
+              <w:t xml:space="preserve">Danh sách đơn có lọc loại khách</w:t>
             </w:r>
           </w:p>
         </w:tc>
@@ -8281,7 +8350,7 @@
           </w:tcPr>
           <w:p>
             <w:r>
-              <w:t xml:space="preserve">Đơn hàng</w:t>
+              <w:t xml:space="preserve">Đơn hàng; customerType được suy ra từ user</w:t>
             </w:r>
           </w:p>
         </w:tc>
@@ -8450,6 +8519,16 @@
     <w:p>
       <w:r>
         <w:t xml:space="preserve"/>
+      </w:r>
+    </w:p>
+    <w:p>
+      <w:r>
+        <w:t xml:space="preserve"/>
+      </w:r>
+    </w:p>
+    <w:p>
+      <w:r>
+        <w:t xml:space="preserve">Ghi chú: customerType là trường API trả về khi serialize order. Hệ thống không cần lưu riêng vì có thể suy ra: có order.user là registered, không có order.user là guest.</w:t>
       </w:r>
     </w:p>
     <w:p>
@@ -12076,6 +12155,18 @@
           <w:rFonts w:ascii="Consolas" w:hAnsi="Consolas"/>
           <w:sz w:val="18"/>
         </w:rPr>
+        <w:t xml:space="preserve">    +ObjectId user</w:t>
+      </w:r>
+    </w:p>
+    <w:p>
+      <w:pPr>
+        <w:pStyle w:val="Code"/>
+      </w:pPr>
+      <w:r>
+        <w:rPr>
+          <w:rFonts w:ascii="Consolas" w:hAnsi="Consolas"/>
+          <w:sz w:val="18"/>
+        </w:rPr>
         <w:t xml:space="preserve">    +Customer customer</w:t>
       </w:r>
     </w:p>
@@ -12136,6 +12227,18 @@
           <w:rFonts w:ascii="Consolas" w:hAnsi="Consolas"/>
           <w:sz w:val="18"/>
         </w:rPr>
+        <w:t xml:space="preserve">    +getCustomerType()</w:t>
+      </w:r>
+    </w:p>
+    <w:p>
+      <w:pPr>
+        <w:pStyle w:val="Code"/>
+      </w:pPr>
+      <w:r>
+        <w:rPr>
+          <w:rFonts w:ascii="Consolas" w:hAnsi="Consolas"/>
+          <w:sz w:val="18"/>
+        </w:rPr>
         <w:t xml:space="preserve">  }</w:t>
       </w:r>
     </w:p>
@@ -12699,6 +12802,42 @@
           <w:rFonts w:ascii="Consolas" w:hAnsi="Consolas"/>
           <w:sz w:val="18"/>
         </w:rPr>
+        <w:t xml:space="preserve">  UI-&gt;&gt;API: GET /api/shop/password-public-key</w:t>
+      </w:r>
+    </w:p>
+    <w:p>
+      <w:pPr>
+        <w:pStyle w:val="Code"/>
+      </w:pPr>
+      <w:r>
+        <w:rPr>
+          <w:rFonts w:ascii="Consolas" w:hAnsi="Consolas"/>
+          <w:sz w:val="18"/>
+        </w:rPr>
+        <w:t xml:space="preserve">  API--&gt;&gt;UI: Public key RSA-OAEP</w:t>
+      </w:r>
+    </w:p>
+    <w:p>
+      <w:pPr>
+        <w:pStyle w:val="Code"/>
+      </w:pPr>
+      <w:r>
+        <w:rPr>
+          <w:rFonts w:ascii="Consolas" w:hAnsi="Consolas"/>
+          <w:sz w:val="18"/>
+        </w:rPr>
+        <w:t xml:space="preserve">  UI-&gt;&gt;UI: Mã hóa mật khẩu thành passwordEncrypted</w:t>
+      </w:r>
+    </w:p>
+    <w:p>
+      <w:pPr>
+        <w:pStyle w:val="Code"/>
+      </w:pPr>
+      <w:r>
+        <w:rPr>
+          <w:rFonts w:ascii="Consolas" w:hAnsi="Consolas"/>
+          <w:sz w:val="18"/>
+        </w:rPr>
         <w:t xml:space="preserve">  UI-&gt;&gt;API: POST /api/shop/login</w:t>
       </w:r>
     </w:p>
@@ -12711,6 +12850,18 @@
           <w:rFonts w:ascii="Consolas" w:hAnsi="Consolas"/>
           <w:sz w:val="18"/>
         </w:rPr>
+        <w:t xml:space="preserve">  API-&gt;&gt;API: Giải mã passwordEncrypted</w:t>
+      </w:r>
+    </w:p>
+    <w:p>
+      <w:pPr>
+        <w:pStyle w:val="Code"/>
+      </w:pPr>
+      <w:r>
+        <w:rPr>
+          <w:rFonts w:ascii="Consolas" w:hAnsi="Consolas"/>
+          <w:sz w:val="18"/>
+        </w:rPr>
         <w:t xml:space="preserve">  API-&gt;&gt;DB: Tìm user theo email, lấy passwordHash/Salt</w:t>
       </w:r>
     </w:p>
@@ -12950,7 +13101,7 @@
           <w:rFonts w:ascii="Consolas" w:hAnsi="Consolas"/>
           <w:sz w:val="18"/>
         </w:rPr>
-        <w:t xml:space="preserve">  API-&gt;&gt;OrderDB: Tạo Order với snapshot items</w:t>
+        <w:t xml:space="preserve">  API-&gt;&gt;OrderDB: Tạo Order với snapshot items, gắn user nếu có token</w:t>
       </w:r>
     </w:p>
     <w:p>
@@ -12974,7 +13125,7 @@
           <w:rFonts w:ascii="Consolas" w:hAnsi="Consolas"/>
           <w:sz w:val="18"/>
         </w:rPr>
-        <w:t xml:space="preserve">  API--&gt;&gt;Checkout: OrderCode và tổng tiền</w:t>
+        <w:t xml:space="preserve">  API--&gt;&gt;Checkout: OrderCode, tổng tiền và customerType</w:t>
       </w:r>
     </w:p>
     <w:p>
@@ -14468,7 +14619,7 @@
           </w:tcPr>
           <w:p>
             <w:r>
-              <w:t xml:space="preserve">Quản lý sản phẩm, danh mục, lịch sử kho</w:t>
+              <w:t xml:space="preserve">Quản lý mặt hàng kho, danh mục, lịch sử kho</w:t>
             </w:r>
           </w:p>
         </w:tc>
@@ -16234,7 +16385,7 @@
           </w:tcPr>
           <w:p>
             <w:r>
-              <w:t xml:space="preserve">Email mới, mật khẩu hợp lệ</w:t>
+              <w:t xml:space="preserve">Email mới, mật khẩu hợp lệ, passwordEncrypted</w:t>
             </w:r>
           </w:p>
         </w:tc>
@@ -16318,7 +16469,7 @@
           </w:tcPr>
           <w:p>
             <w:r>
-              <w:t xml:space="preserve">Email/password đúng</w:t>
+              <w:t xml:space="preserve">Email/password đúng, passwordEncrypted hợp lệ</w:t>
             </w:r>
           </w:p>
         </w:tc>
@@ -16360,7 +16511,7 @@
           </w:tcPr>
           <w:p>
             <w:r>
-              <w:t xml:space="preserve">Password sai</w:t>
+              <w:t xml:space="preserve">Password sai hoặc passwordEncrypted lỗi</w:t>
             </w:r>
           </w:p>
         </w:tc>
@@ -16748,7 +16899,7 @@
           </w:tcPr>
           <w:p>
             <w:r>
-              <w:t xml:space="preserve">Tạo orderCode, lưu order</w:t>
+              <w:t xml:space="preserve">Tạo orderCode, lưu order, trả customerType</w:t>
             </w:r>
           </w:p>
         </w:tc>
@@ -17341,6 +17492,48 @@
           </w:p>
         </w:tc>
       </w:tr>
+      <w:tr>
+        <w:tc>
+          <w:tcPr>
+            <w:tcW w:w="2400" w:type="dxa"/>
+          </w:tcPr>
+          <w:p>
+            <w:r>
+              <w:t xml:space="preserve">TC-28</w:t>
+            </w:r>
+          </w:p>
+        </w:tc>
+        <w:tc>
+          <w:tcPr>
+            <w:tcW w:w="2400" w:type="dxa"/>
+          </w:tcPr>
+          <w:p>
+            <w:r>
+              <w:t xml:space="preserve">Phân loại đơn hàng</w:t>
+            </w:r>
+          </w:p>
+        </w:tc>
+        <w:tc>
+          <w:tcPr>
+            <w:tcW w:w="2400" w:type="dxa"/>
+          </w:tcPr>
+          <w:p>
+            <w:r>
+              <w:t xml:space="preserve">Một đơn có user, một đơn không có user</w:t>
+            </w:r>
+          </w:p>
+        </w:tc>
+        <w:tc>
+          <w:tcPr>
+            <w:tcW w:w="2400" w:type="dxa"/>
+          </w:tcPr>
+          <w:p>
+            <w:r>
+              <w:t xml:space="preserve">Admin lọc đúng registered/guest</w:t>
+            </w:r>
+          </w:p>
+        </w:tc>
+      </w:tr>
     </w:tbl>
     <w:p>
       <w:r>
@@ -17377,7 +17570,7 @@
     </w:p>
     <w:p>
       <w:r>
-        <w:t xml:space="preserve">• Test backend services: inventoryLogService, password hash/verify, token utility.</w:t>
+        <w:t xml:space="preserve">• Test backend services: inventoryLogService, password decrypt/hash/verify, token utility.</w:t>
       </w:r>
     </w:p>
     <w:p>
@@ -17397,6 +17590,11 @@
     </w:p>
     <w:p>
       <w:r>
+        <w:t xml:space="preserve">• Test quy tắc phân loại khách: có order.user là registered, không có order.user là guest.</w:t>
+      </w:r>
+    </w:p>
+    <w:p>
+      <w:r>
         <w:t xml:space="preserve"/>
       </w:r>
     </w:p>
@@ -17430,7 +17628,7 @@
     </w:p>
     <w:p>
       <w:r>
-        <w:t xml:space="preserve">• Admin order flow: login admin -&gt; list orders -&gt; update status -&gt; notification created.</w:t>
+        <w:t xml:space="preserve">• Admin order flow: login admin -&gt; list orders/filter customerType -&gt; update status -&gt; notification created.</w:t>
       </w:r>
     </w:p>
     <w:p>

--- a/docs/bao-cao-phan-tich-thiet-ke-he-thong.docx
+++ b/docs/bao-cao-phan-tich-thiet-ke-he-thong.docx
@@ -374,7 +374,7 @@
     </w:p>
     <w:p>
       <w:r>
-        <w:t xml:space="preserve">• Upload file: ảnh sản phẩm và avatar người dùng.</w:t>
+        <w:t xml:space="preserve">• Upload file: ảnh sản phẩm, ảnh mô tả sản phẩm, ảnh review và avatar người dùng.</w:t>
       </w:r>
     </w:p>
     <w:p>
@@ -577,7 +577,7 @@
           </w:tcPr>
           <w:p>
             <w:r>
-              <w:t xml:space="preserve">Thư mục uploads trên server dùng cho ảnh sản phẩm/avatar</w:t>
+              <w:t xml:space="preserve">Thư mục uploads trên server dùng cho ảnh sản phẩm/review/avatar</w:t>
             </w:r>
           </w:p>
         </w:tc>
@@ -927,7 +927,7 @@
           </w:tcPr>
           <w:p>
             <w:r>
-              <w:t xml:space="preserve">Xem chi tiết sản phẩm bằng slug có phân biệt sản phẩm trùng tên</w:t>
+              <w:t xml:space="preserve">Xem chi tiết sản phẩm bằng slug có phân biệt sản phẩm trùng tên, hỗ trợ gallery ảnh mô tả</w:t>
             </w:r>
           </w:p>
         </w:tc>
@@ -959,7 +959,7 @@
           </w:tcPr>
           <w:p>
             <w:r>
-              <w:t xml:space="preserve">Người dùng đăng nhập mới được gửi đánh giá sản phẩm</w:t>
+              <w:t xml:space="preserve">Người dùng đăng nhập mới được gửi đánh giá sản phẩm, có thể đính kèm nhiều ảnh review</w:t>
             </w:r>
           </w:p>
         </w:tc>
@@ -1311,7 +1311,7 @@
           </w:tcPr>
           <w:p>
             <w:r>
-              <w:t xml:space="preserve">Quản lý kho hàng: sản phẩm, tồn kho, ảnh, danh mục</w:t>
+              <w:t xml:space="preserve">Quản lý kho hàng: sản phẩm, tồn kho, ảnh chính, ảnh mô tả, danh mục</w:t>
             </w:r>
           </w:p>
         </w:tc>
@@ -1471,7 +1471,7 @@
           </w:tcPr>
           <w:p>
             <w:r>
-              <w:t xml:space="preserve">Quản lý đánh giá sản phẩm</w:t>
+              <w:t xml:space="preserve">Quản lý đánh giá sản phẩm, lọc review có ảnh và xem dialog chi tiết</w:t>
             </w:r>
           </w:p>
         </w:tc>
@@ -2057,6 +2057,11 @@
     </w:p>
     <w:p>
       <w:r>
+        <w:t xml:space="preserve">• Review cho phép tối đa 4 ảnh, mỗi ảnh nhỏ hơn 2MB; ảnh sản phẩm và ảnh mô tả sản phẩm dùng giới hạn upload ảnh sản phẩm.</w:t>
+      </w:r>
+    </w:p>
+    <w:p>
+      <w:r>
         <w:t xml:space="preserve"/>
       </w:r>
     </w:p>
@@ -3453,7 +3458,7 @@
           </w:tcPr>
           <w:p>
             <w:r>
-              <w:t xml:space="preserve">Mở URL slug; giải mã id; tải sản phẩm/review; hiển thị ảnh, giá, tồn kho</w:t>
+              <w:t xml:space="preserve">Mở URL slug; giải mã id; tải sản phẩm/review; hiển thị ảnh chính, gallery ảnh mô tả, giá, tồn kho</w:t>
             </w:r>
           </w:p>
         </w:tc>
@@ -3505,17 +3510,17 @@
           </w:tcPr>
           <w:p>
             <w:r>
-              <w:t xml:space="preserve">Chọn sao, nhập bình luận; gửi review; server lưu và cập nhật rating</w:t>
-            </w:r>
-          </w:p>
-        </w:tc>
-        <w:tc>
-          <w:tcPr>
-            <w:tcW w:w="2400" w:type="dxa"/>
-          </w:tcPr>
-          <w:p>
-            <w:r>
-              <w:t xml:space="preserve">Chưa đăng nhập thì hiện popup login; rating ngoài 1-5</w:t>
+              <w:t xml:space="preserve">Chọn sao, nhập bình luận, chọn ảnh nếu có; gửi review; server lưu ảnh review và cập nhật rating</w:t>
+            </w:r>
+          </w:p>
+        </w:tc>
+        <w:tc>
+          <w:tcPr>
+            <w:tcW w:w="2400" w:type="dxa"/>
+          </w:tcPr>
+          <w:p>
+            <w:r>
+              <w:t xml:space="preserve">Chưa đăng nhập thì hiện popup login; rating ngoài 1-5; ảnh quá giới hạn</w:t>
             </w:r>
           </w:p>
         </w:tc>
@@ -3921,7 +3926,7 @@
           </w:tcPr>
           <w:p>
             <w:r>
-              <w:t xml:space="preserve">Thêm/sửa/xóa sản phẩm; upload ảnh; quản lý category; xem lịch sử kho</w:t>
+              <w:t xml:space="preserve">Thêm/sửa/xóa sản phẩm; upload ảnh chính/ảnh mô tả; quản lý category; xem lịch sử kho</w:t>
             </w:r>
           </w:p>
         </w:tc>
@@ -4077,7 +4082,7 @@
           </w:tcPr>
           <w:p>
             <w:r>
-              <w:t xml:space="preserve">Lọc liên hệ/review; cập nhật trạng thái liên hệ; xóa review vi phạm</w:t>
+              <w:t xml:space="preserve">Lọc liên hệ/review; lọc review có ảnh; mở dialog chi tiết review; cập nhật trạng thái liên hệ; xóa review vi phạm</w:t>
             </w:r>
           </w:p>
         </w:tc>
@@ -5258,7 +5263,7 @@
           </w:tcPr>
           <w:p>
             <w:r>
-              <w:t xml:space="preserve">Xem và tạo đánh giá</w:t>
+              <w:t xml:space="preserve">Xem và tạo đánh giá, lưu ảnh review</w:t>
             </w:r>
           </w:p>
         </w:tc>
@@ -5386,7 +5391,7 @@
           </w:tcPr>
           <w:p>
             <w:r>
-              <w:t xml:space="preserve">Quản lý kho, category, upload ảnh, lịch sử kho</w:t>
+              <w:t xml:space="preserve">Quản lý kho, category, upload ảnh chính/ảnh mô tả, lịch sử kho</w:t>
             </w:r>
           </w:p>
         </w:tc>
@@ -6105,7 +6110,7 @@
           </w:tcPr>
           <w:p>
             <w:r>
-              <w:t xml:space="preserve">Tạo review</w:t>
+              <w:t xml:space="preserve">Tạo review, tùy chọn mảng ảnh review</w:t>
             </w:r>
           </w:p>
         </w:tc>
@@ -7155,7 +7160,7 @@
           </w:tcPr>
           <w:p>
             <w:r>
-              <w:t xml:space="preserve">Danh sách review</w:t>
+              <w:t xml:space="preserve">Danh sách review, hỗ trợ lọc số sao và có/không có ảnh</w:t>
             </w:r>
           </w:p>
         </w:tc>
@@ -8212,7 +8217,7 @@
           </w:tcPr>
           <w:p>
             <w:r>
-              <w:t xml:space="preserve">legacyId, name, category, price, rating, stock, image, description</w:t>
+              <w:t xml:space="preserve">legacyId, name, category, price, rating, stock, image, images, description</w:t>
             </w:r>
           </w:p>
         </w:tc>
@@ -8404,7 +8409,7 @@
           </w:tcPr>
           <w:p>
             <w:r>
-              <w:t xml:space="preserve">productId, user, name, rating, comment</w:t>
+              <w:t xml:space="preserve">productId, user, name, rating, comment, images</w:t>
             </w:r>
           </w:p>
         </w:tc>
@@ -10163,6 +10168,18 @@
           <w:rFonts w:ascii="Consolas" w:hAnsi="Consolas"/>
           <w:sz w:val="18"/>
         </w:rPr>
+        <w:t xml:space="preserve">  images_json TEXT,</w:t>
+      </w:r>
+    </w:p>
+    <w:p>
+      <w:pPr>
+        <w:pStyle w:val="Code"/>
+      </w:pPr>
+      <w:r>
+        <w:rPr>
+          <w:rFonts w:ascii="Consolas" w:hAnsi="Consolas"/>
+          <w:sz w:val="18"/>
+        </w:rPr>
         <w:t xml:space="preserve">  description TEXT NOT NULL,</w:t>
       </w:r>
     </w:p>
@@ -10919,6 +10936,18 @@
           <w:rFonts w:ascii="Consolas" w:hAnsi="Consolas"/>
           <w:sz w:val="18"/>
         </w:rPr>
+        <w:t xml:space="preserve">  images_json TEXT,</w:t>
+      </w:r>
+    </w:p>
+    <w:p>
+      <w:pPr>
+        <w:pStyle w:val="Code"/>
+      </w:pPr>
+      <w:r>
+        <w:rPr>
+          <w:rFonts w:ascii="Consolas" w:hAnsi="Consolas"/>
+          <w:sz w:val="18"/>
+        </w:rPr>
         <w:t xml:space="preserve">  created_at TIMESTAMP NOT NULL,</w:t>
       </w:r>
     </w:p>
@@ -12011,6 +12040,18 @@
           <w:rFonts w:ascii="Consolas" w:hAnsi="Consolas"/>
           <w:sz w:val="18"/>
         </w:rPr>
+        <w:t xml:space="preserve">    +String[] images</w:t>
+      </w:r>
+    </w:p>
+    <w:p>
+      <w:pPr>
+        <w:pStyle w:val="Code"/>
+      </w:pPr>
+      <w:r>
+        <w:rPr>
+          <w:rFonts w:ascii="Consolas" w:hAnsi="Consolas"/>
+          <w:sz w:val="18"/>
+        </w:rPr>
         <w:t xml:space="preserve">    +String description</w:t>
       </w:r>
     </w:p>
@@ -12300,6 +12341,18 @@
           <w:sz w:val="18"/>
         </w:rPr>
         <w:t xml:space="preserve">    +String comment</w:t>
+      </w:r>
+    </w:p>
+    <w:p>
+      <w:pPr>
+        <w:pStyle w:val="Code"/>
+      </w:pPr>
+      <w:r>
+        <w:rPr>
+          <w:rFonts w:ascii="Consolas" w:hAnsi="Consolas"/>
+          <w:sz w:val="18"/>
+        </w:rPr>
+        <w:t xml:space="preserve">    +String[] images</w:t>
       </w:r>
     </w:p>
     <w:p>
@@ -14331,7 +14384,7 @@
           </w:tcPr>
           <w:p>
             <w:r>
-              <w:t xml:space="preserve">Xem ảnh, giá, mô tả, tồn kho, review, thêm giỏ</w:t>
+              <w:t xml:space="preserve">Xem ảnh chính, gallery ảnh mô tả, giá, mô tả, tồn kho, review, thêm giỏ</w:t>
             </w:r>
           </w:p>
         </w:tc>
@@ -14747,7 +14800,7 @@
           </w:tcPr>
           <w:p>
             <w:r>
-              <w:t xml:space="preserve">Lọc và xóa đánh giá</w:t>
+              <w:t xml:space="preserve">Lọc đánh giá, lọc review có ảnh, mở dialog chi tiết, xóa đánh giá</w:t>
             </w:r>
           </w:p>
         </w:tc>
@@ -15054,7 +15107,7 @@
           <w:rFonts w:ascii="Consolas" w:hAnsi="Consolas"/>
           <w:sz w:val="18"/>
         </w:rPr>
-        <w:t xml:space="preserve">| Product Image           | Name, Rating, Price              |</w:t>
+        <w:t xml:space="preserve">| Product Image/Gallery   | Name, Rating, Price              |</w:t>
       </w:r>
     </w:p>
     <w:p>
@@ -15126,7 +15179,7 @@
           <w:rFonts w:ascii="Consolas" w:hAnsi="Consolas"/>
           <w:sz w:val="18"/>
         </w:rPr>
-        <w:t xml:space="preserve">| Reviews: star input, comment list                          |</w:t>
+        <w:t xml:space="preserve">| Reviews: star input, ảnh review, comment list              |</w:t>
       </w:r>
     </w:p>
     <w:p>
@@ -16763,17 +16816,17 @@
           </w:tcPr>
           <w:p>
             <w:r>
-              <w:t xml:space="preserve">Rating 1-5, comment hợp lệ</w:t>
-            </w:r>
-          </w:p>
-        </w:tc>
-        <w:tc>
-          <w:tcPr>
-            <w:tcW w:w="2400" w:type="dxa"/>
-          </w:tcPr>
-          <w:p>
-            <w:r>
-              <w:t xml:space="preserve">Review được lưu</w:t>
+              <w:t xml:space="preserve">Rating 1-5, comment hợp lệ, tùy chọn ảnh review</w:t>
+            </w:r>
+          </w:p>
+        </w:tc>
+        <w:tc>
+          <w:tcPr>
+            <w:tcW w:w="2400" w:type="dxa"/>
+          </w:tcPr>
+          <w:p>
+            <w:r>
+              <w:t xml:space="preserve">Review và ảnh được lưu</w:t>
             </w:r>
           </w:p>
         </w:tc>
@@ -17235,7 +17288,7 @@
           </w:tcPr>
           <w:p>
             <w:r>
-              <w:t xml:space="preserve">Server trả URL uploads</w:t>
+              <w:t xml:space="preserve">Server trả URL uploads, dùng được cho ảnh chính và ảnh mô tả</w:t>
             </w:r>
           </w:p>
         </w:tc>
@@ -17393,17 +17446,17 @@
           </w:tcPr>
           <w:p>
             <w:r>
-              <w:t xml:space="preserve">Admin xóa review</w:t>
-            </w:r>
-          </w:p>
-        </w:tc>
-        <w:tc>
-          <w:tcPr>
-            <w:tcW w:w="2400" w:type="dxa"/>
-          </w:tcPr>
-          <w:p>
-            <w:r>
-              <w:t xml:space="preserve">Review biến mất khỏi danh sách</w:t>
+              <w:t xml:space="preserve">Admin xóa review từ bảng/dialog chi tiết</w:t>
+            </w:r>
+          </w:p>
+        </w:tc>
+        <w:tc>
+          <w:tcPr>
+            <w:tcW w:w="2400" w:type="dxa"/>
+          </w:tcPr>
+          <w:p>
+            <w:r>
+              <w:t xml:space="preserve">Review biến mất khỏi danh sách và rating được tính lại</w:t>
             </w:r>
           </w:p>
         </w:tc>
@@ -17731,7 +17784,7 @@
     </w:p>
     <w:p>
       <w:r>
-        <w:t xml:space="preserve">3. Thêm sản phẩm và upload ảnh.</w:t>
+        <w:t xml:space="preserve">3. Thêm sản phẩm và upload ảnh chính/ảnh mô tả.</w:t>
       </w:r>
     </w:p>
     <w:p>
@@ -17756,7 +17809,7 @@
     </w:p>
     <w:p>
       <w:r>
-        <w:t xml:space="preserve">8. Lọc khách hàng, người dùng, liên hệ, đánh giá.</w:t>
+        <w:t xml:space="preserve">8. Lọc khách hàng, người dùng, liên hệ, đánh giá; mở dialog chi tiết review có ảnh.</w:t>
       </w:r>
     </w:p>
     <w:p>

--- a/docs/bao-cao-phan-tich-thiet-ke-he-thong.docx
+++ b/docs/bao-cao-phan-tich-thiet-ke-he-thong.docx
@@ -139,7 +139,7 @@
           </w:tcPr>
           <w:p>
             <w:r>
-              <w:t xml:space="preserve">Web client, Backend API, Cơ sở dữ liệu, Docker/CI-CD</w:t>
+              <w:t xml:space="preserve">Web client, Backend API, Cơ sở dữ liệu, kế toán nội bộ, Docker/CI-CD</w:t>
             </w:r>
           </w:p>
         </w:tc>
@@ -161,7 +161,7 @@
           </w:tcPr>
           <w:p>
             <w:r>
-              <w:t xml:space="preserve">Cổng thanh toán thật, tích hợp vận chuyển thật, kế toán/thuế</w:t>
+              <w:t xml:space="preserve">Cổng thanh toán thật, tích hợp vận chuyển thật, hóa đơn điện tử/khai báo thuế thật</w:t>
             </w:r>
           </w:p>
         </w:tc>
@@ -271,7 +271,7 @@
     </w:p>
     <w:p>
       <w:r>
-        <w:t xml:space="preserve">Marseille04 Shop là hệ thống bán hàng thời trang trực tuyến. Hệ thống cần hỗ trợ khách hàng tìm kiếm, xem sản phẩm, đăng ký tài khoản, đăng nhập, quản lý giỏ hàng, đặt hàng, theo dõi lịch sử mua hàng, gửi liên hệ hỗ trợ và nhận thông báo khi đơn hàng hoặc yêu cầu hỗ trợ thay đổi trạng thái. Ở phía cửa hàng, quản trị viên cần một không gian quản lý riêng để theo dõi doanh thu, đơn hàng, khách hàng, người dùng, kho hàng, danh mục, đánh giá, liên hệ và các thông báo cần xử lý.</w:t>
+        <w:t xml:space="preserve">Marseille04 Shop là hệ thống bán hàng thời trang trực tuyến. Hệ thống cần hỗ trợ khách hàng tìm kiếm, xem sản phẩm, đăng ký tài khoản, đăng nhập, quản lý giỏ hàng, đặt hàng, theo dõi lịch sử mua hàng, gửi liên hệ hỗ trợ và nhận thông báo khi đơn hàng hoặc yêu cầu hỗ trợ thay đổi trạng thái. Ở phía cửa hàng, quản trị viên cần một không gian quản lý riêng để theo dõi doanh thu, đơn hàng, khách hàng, người dùng, kho hàng, danh mục, đánh giá, liên hệ, kế toán nội bộ và các thông báo cần xử lý.</w:t>
       </w:r>
     </w:p>
     <w:p>
@@ -311,6 +311,11 @@
     </w:p>
     <w:p>
       <w:r>
+        <w:t xml:space="preserve">• Bổ sung hệ thống kế toán nội bộ để theo dõi thu, chi, lợi nhuận, công nợ và báo cáo tài chính cơ bản cho đồ án.</w:t>
+      </w:r>
+    </w:p>
+    <w:p>
+      <w:r>
         <w:t xml:space="preserve">• Tự động gửi thông báo khi admin cập nhật trạng thái đơn hàng hoặc liên hệ.</w:t>
       </w:r>
     </w:p>
@@ -354,7 +359,7 @@
     </w:p>
     <w:p>
       <w:r>
-        <w:t xml:space="preserve">• Website quản trị: tổng quan, đơn hàng, kho hàng, danh mục, lịch sử kho, khách hàng, người dùng, liên hệ, đánh giá.</w:t>
+        <w:t xml:space="preserve">• Website quản trị: tổng quan, đơn hàng, kho hàng, danh mục, lịch sử kho, khách hàng, người dùng, liên hệ, đánh giá, kế toán nội bộ.</w:t>
       </w:r>
     </w:p>
     <w:p>
@@ -364,7 +369,7 @@
     </w:p>
     <w:p>
       <w:r>
-        <w:t xml:space="preserve">• Database: MongoDB lưu người dùng, sản phẩm, giỏ hàng, đơn hàng, đánh giá, liên hệ, thông báo, danh mục, lịch sử kho.</w:t>
+        <w:t xml:space="preserve">• Database: MongoDB lưu người dùng, sản phẩm, giỏ hàng, đơn hàng, đánh giá, liên hệ, thông báo, danh mục, lịch sử kho, bút toán thu chi và báo cáo kế toán.</w:t>
       </w:r>
     </w:p>
     <w:p>
@@ -414,7 +419,7 @@
     </w:p>
     <w:p>
       <w:r>
-        <w:t xml:space="preserve">• Hệ thống kế toán, hóa đơn điện tử và báo cáo thuế.</w:t>
+        <w:t xml:space="preserve">• Phát hành hóa đơn điện tử thật, ký số, nộp báo cáo thuế hoặc tích hợp phần mềm kế toán bên thứ ba.</w:t>
       </w:r>
     </w:p>
     <w:p>
@@ -533,7 +538,7 @@
           </w:tcPr>
           <w:p>
             <w:r>
-              <w:t xml:space="preserve">Người có role admin, quản lý toàn bộ nghiệp vụ cửa hàng</w:t>
+              <w:t xml:space="preserve">Người có role admin, quản lý toàn bộ nghiệp vụ cửa hàng, gồm quản lý kế toán nội bộ</w:t>
             </w:r>
           </w:p>
         </w:tc>
@@ -1493,6 +1498,134 @@
           </w:tcPr>
           <w:p>
             <w:r>
+              <w:t xml:space="preserve">Kế toán</w:t>
+            </w:r>
+          </w:p>
+        </w:tc>
+        <w:tc>
+          <w:tcPr>
+            <w:tcW w:w="2400" w:type="dxa"/>
+          </w:tcPr>
+          <w:p>
+            <w:r>
+              <w:t xml:space="preserve">Ghi nhận doanh thu từ đơn đã thanh toán/hoàn thành và tạo bút toán thu tự động</w:t>
+            </w:r>
+          </w:p>
+        </w:tc>
+      </w:tr>
+      <w:tr>
+        <w:tc>
+          <w:tcPr>
+            <w:tcW w:w="2400" w:type="dxa"/>
+          </w:tcPr>
+          <w:p>
+            <w:r>
+              <w:t xml:space="preserve">FR-27</w:t>
+            </w:r>
+          </w:p>
+        </w:tc>
+        <w:tc>
+          <w:tcPr>
+            <w:tcW w:w="2400" w:type="dxa"/>
+          </w:tcPr>
+          <w:p>
+            <w:r>
+              <w:t xml:space="preserve">Kế toán</w:t>
+            </w:r>
+          </w:p>
+        </w:tc>
+        <w:tc>
+          <w:tcPr>
+            <w:tcW w:w="2400" w:type="dxa"/>
+          </w:tcPr>
+          <w:p>
+            <w:r>
+              <w:t xml:space="preserve">Quản lý khoản chi như nhập hàng, vận hành, marketing, hoàn tiền và chi phí khác</w:t>
+            </w:r>
+          </w:p>
+        </w:tc>
+      </w:tr>
+      <w:tr>
+        <w:tc>
+          <w:tcPr>
+            <w:tcW w:w="2400" w:type="dxa"/>
+          </w:tcPr>
+          <w:p>
+            <w:r>
+              <w:t xml:space="preserve">FR-28</w:t>
+            </w:r>
+          </w:p>
+        </w:tc>
+        <w:tc>
+          <w:tcPr>
+            <w:tcW w:w="2400" w:type="dxa"/>
+          </w:tcPr>
+          <w:p>
+            <w:r>
+              <w:t xml:space="preserve">Kế toán</w:t>
+            </w:r>
+          </w:p>
+        </w:tc>
+        <w:tc>
+          <w:tcPr>
+            <w:tcW w:w="2400" w:type="dxa"/>
+          </w:tcPr>
+          <w:p>
+            <w:r>
+              <w:t xml:space="preserve">Xem sổ quỹ, công nợ, báo cáo lãi lỗ theo tháng hoặc khoảng ngày</w:t>
+            </w:r>
+          </w:p>
+        </w:tc>
+      </w:tr>
+      <w:tr>
+        <w:tc>
+          <w:tcPr>
+            <w:tcW w:w="2400" w:type="dxa"/>
+          </w:tcPr>
+          <w:p>
+            <w:r>
+              <w:t xml:space="preserve">FR-29</w:t>
+            </w:r>
+          </w:p>
+        </w:tc>
+        <w:tc>
+          <w:tcPr>
+            <w:tcW w:w="2400" w:type="dxa"/>
+          </w:tcPr>
+          <w:p>
+            <w:r>
+              <w:t xml:space="preserve">Kế toán</w:t>
+            </w:r>
+          </w:p>
+        </w:tc>
+        <w:tc>
+          <w:tcPr>
+            <w:tcW w:w="2400" w:type="dxa"/>
+          </w:tcPr>
+          <w:p>
+            <w:r>
+              <w:t xml:space="preserve">Đối soát doanh thu đơn hàng với phương thức thanh toán và trạng thái đơn</w:t>
+            </w:r>
+          </w:p>
+        </w:tc>
+      </w:tr>
+      <w:tr>
+        <w:tc>
+          <w:tcPr>
+            <w:tcW w:w="2400" w:type="dxa"/>
+          </w:tcPr>
+          <w:p>
+            <w:r>
+              <w:t xml:space="preserve">FR-30</w:t>
+            </w:r>
+          </w:p>
+        </w:tc>
+        <w:tc>
+          <w:tcPr>
+            <w:tcW w:w="2400" w:type="dxa"/>
+          </w:tcPr>
+          <w:p>
+            <w:r>
               <w:t xml:space="preserve">Quốc tế hóa</w:t>
             </w:r>
           </w:p>
@@ -1831,7 +1964,7 @@
           </w:tcPr>
           <w:p>
             <w:r>
-              <w:t xml:space="preserve">CSS responsive và layout quản trị dạng sidebar</w:t>
+              <w:t xml:space="preserve">Tailwind responsive, layout quản trị dạng sidebar và bảng/card thích ứng</w:t>
             </w:r>
           </w:p>
         </w:tc>
@@ -1939,6 +2072,38 @@
           </w:tcPr>
           <w:p>
             <w:r>
+              <w:t xml:space="preserve">Kế toán</w:t>
+            </w:r>
+          </w:p>
+        </w:tc>
+        <w:tc>
+          <w:tcPr>
+            <w:tcW w:w="2400" w:type="dxa"/>
+          </w:tcPr>
+          <w:p>
+            <w:r>
+              <w:t xml:space="preserve">Số liệu tài chính cần truy vết được nguồn gốc</w:t>
+            </w:r>
+          </w:p>
+        </w:tc>
+        <w:tc>
+          <w:tcPr>
+            <w:tcW w:w="2400" w:type="dxa"/>
+          </w:tcPr>
+          <w:p>
+            <w:r>
+              <w:t xml:space="preserve">AccountingTransaction liên kết đơn hàng, chi phí và người tạo</w:t>
+            </w:r>
+          </w:p>
+        </w:tc>
+      </w:tr>
+      <w:tr>
+        <w:tc>
+          <w:tcPr>
+            <w:tcW w:w="2400" w:type="dxa"/>
+          </w:tcPr>
+          <w:p>
+            <w:r>
               <w:t xml:space="preserve">Triển khai</w:t>
             </w:r>
           </w:p>
@@ -2047,6 +2212,16 @@
     </w:p>
     <w:p>
       <w:r>
+        <w:t xml:space="preserve">• Kế toán trong phạm vi đồ án là kế toán quản trị nội bộ, phục vụ theo dõi kinh doanh và báo cáo lãi lỗ cơ bản.</w:t>
+      </w:r>
+    </w:p>
+    <w:p>
+      <w:r>
+        <w:t xml:space="preserve">• Doanh thu kế toán được ghi nhận từ các đơn có trạng thái đã thanh toán hoặc hoàn thành; chi phí được nhập thủ công hoặc lấy từ nghiệp vụ kho nếu có dữ liệu giá vốn.</w:t>
+      </w:r>
+    </w:p>
+    <w:p>
+      <w:r>
         <w:t xml:space="preserve">• Email reset mật khẩu trong môi trường đồ án có thể hiển thị/log token hoặc giả lập gửi email.</w:t>
       </w:r>
     </w:p>
@@ -2082,7 +2257,7 @@
     </w:p>
     <w:p>
       <w:r>
-        <w:t xml:space="preserve">• Frontend sử dụng React, Vite, Redux Toolkit và React Router.</w:t>
+        <w:t xml:space="preserve">• Frontend sử dụng React, TypeScript/TSX, Vite, Redux Toolkit, React Router và Tailwind CSS.</w:t>
       </w:r>
     </w:p>
     <w:p>
@@ -2102,6 +2277,11 @@
     </w:p>
     <w:p>
       <w:r>
+        <w:t xml:space="preserve">• Báo cáo kế toán không thay thế báo cáo thuế/hóa đơn điện tử hợp pháp.</w:t>
+      </w:r>
+    </w:p>
+    <w:p>
+      <w:r>
         <w:t xml:space="preserve">• Khi đơn hàng ở trạng thái đang giao hoặc hoàn thành, hệ thống cập nhật tồn kho và ghi lịch sử kho.</w:t>
       </w:r>
     </w:p>
@@ -2168,6 +2348,11 @@
     </w:p>
     <w:p>
       <w:r>
+        <w:t xml:space="preserve">• Chủ cửa hàng khó đối soát doanh thu, chi phí, lợi nhuận và công nợ nếu chỉ ghi nhận bằng bảng tính rời.</w:t>
+      </w:r>
+    </w:p>
+    <w:p>
+      <w:r>
         <w:t xml:space="preserve">• Quá trình xử lý liên hệ và đánh giá thiếu trạng thái theo dõi.</w:t>
       </w:r>
     </w:p>
@@ -2236,12 +2421,22 @@
     </w:p>
     <w:p>
       <w:r>
-        <w:t xml:space="preserve">8. Khi trạng thái đơn hàng/liên hệ thay đổi, hệ thống tạo UserNotification và đẩy realtime tới người dùng nếu đang online.</w:t>
-      </w:r>
-    </w:p>
-    <w:p>
-      <w:r>
-        <w:t xml:space="preserve">9. Admin xem thống kê theo tháng/khoảng ngày, quản lý khách hàng, đánh giá, liên hệ và người dùng.</w:t>
+        <w:t xml:space="preserve">8. Khi đơn hàng đủ điều kiện ghi nhận doanh thu, hệ thống tạo bút toán thu hoặc đưa đơn vào danh sách đối soát kế toán.</w:t>
+      </w:r>
+    </w:p>
+    <w:p>
+      <w:r>
+        <w:t xml:space="preserve">9. Admin nhập các khoản chi như nhập hàng, vận hành, marketing, hoàn tiền hoặc chi phí khác.</w:t>
+      </w:r>
+    </w:p>
+    <w:p>
+      <w:r>
+        <w:t xml:space="preserve">10. Khi trạng thái đơn hàng/liên hệ thay đổi, hệ thống tạo UserNotification và đẩy realtime tới người dùng nếu đang online.</w:t>
+      </w:r>
+    </w:p>
+    <w:p>
+      <w:r>
+        <w:t xml:space="preserve">11. Admin xem thống kê theo tháng/khoảng ngày, quản lý khách hàng, đánh giá, liên hệ, người dùng và báo cáo kế toán nội bộ.</w:t>
       </w:r>
     </w:p>
     <w:p>
@@ -3077,6 +3272,48 @@
           </w:p>
         </w:tc>
       </w:tr>
+      <w:tr>
+        <w:tc>
+          <w:tcPr>
+            <w:tcW w:w="2400" w:type="dxa"/>
+          </w:tcPr>
+          <w:p>
+            <w:r>
+              <w:t xml:space="preserve">UC-19</w:t>
+            </w:r>
+          </w:p>
+        </w:tc>
+        <w:tc>
+          <w:tcPr>
+            <w:tcW w:w="2400" w:type="dxa"/>
+          </w:tcPr>
+          <w:p>
+            <w:r>
+              <w:t xml:space="preserve">Quản lý kế toán nội bộ</w:t>
+            </w:r>
+          </w:p>
+        </w:tc>
+        <w:tc>
+          <w:tcPr>
+            <w:tcW w:w="2400" w:type="dxa"/>
+          </w:tcPr>
+          <w:p>
+            <w:r>
+              <w:t xml:space="preserve">Quản trị viên</w:t>
+            </w:r>
+          </w:p>
+        </w:tc>
+        <w:tc>
+          <w:tcPr>
+            <w:tcW w:w="2400" w:type="dxa"/>
+          </w:tcPr>
+          <w:p>
+            <w:r>
+              <w:t xml:space="preserve">Cao</w:t>
+            </w:r>
+          </w:p>
+        </w:tc>
+      </w:tr>
     </w:tbl>
     <w:p>
       <w:r>
@@ -4107,6 +4344,58 @@
           </w:p>
         </w:tc>
       </w:tr>
+      <w:tr>
+        <w:tc>
+          <w:tcPr>
+            <w:tcW w:w="2400" w:type="dxa"/>
+          </w:tcPr>
+          <w:p>
+            <w:r>
+              <w:t xml:space="preserve">UC-19 Kế toán nội bộ</w:t>
+            </w:r>
+          </w:p>
+        </w:tc>
+        <w:tc>
+          <w:tcPr>
+            <w:tcW w:w="2400" w:type="dxa"/>
+          </w:tcPr>
+          <w:p>
+            <w:r>
+              <w:t xml:space="preserve">Admin đăng nhập</w:t>
+            </w:r>
+          </w:p>
+        </w:tc>
+        <w:tc>
+          <w:tcPr>
+            <w:tcW w:w="2400" w:type="dxa"/>
+          </w:tcPr>
+          <w:p>
+            <w:r>
+              <w:t xml:space="preserve">Xem sổ quỹ; hệ thống ghi nhận doanh thu từ đơn hợp lệ; admin nhập chi phí; lọc báo cáo theo tháng/khoảng ngày; xem lãi lỗ và công nợ</w:t>
+            </w:r>
+          </w:p>
+        </w:tc>
+        <w:tc>
+          <w:tcPr>
+            <w:tcW w:w="2400" w:type="dxa"/>
+          </w:tcPr>
+          <w:p>
+            <w:r>
+              <w:t xml:space="preserve">Thiếu số tiền, loại bút toán sai, kỳ báo cáo không có dữ liệu</w:t>
+            </w:r>
+          </w:p>
+        </w:tc>
+        <w:tc>
+          <w:tcPr>
+            <w:tcW w:w="2400" w:type="dxa"/>
+          </w:tcPr>
+          <w:p>
+            <w:r>
+              <w:t xml:space="preserve">Bút toán kế toán và báo cáo tài chính nội bộ được cập nhật</w:t>
+            </w:r>
+          </w:p>
+        </w:tc>
+      </w:tr>
     </w:tbl>
     <w:p>
       <w:r>
@@ -4452,6 +4741,18 @@
           <w:rFonts w:ascii="Consolas" w:hAnsi="Consolas"/>
           <w:sz w:val="18"/>
         </w:rPr>
+        <w:t xml:space="preserve">  UC19((Quản lý kế toán nội bộ))</w:t>
+      </w:r>
+    </w:p>
+    <w:p>
+      <w:pPr>
+        <w:pStyle w:val="Code"/>
+      </w:pPr>
+      <w:r>
+        <w:rPr>
+          <w:rFonts w:ascii="Consolas" w:hAnsi="Consolas"/>
+          <w:sz w:val="18"/>
+        </w:rPr>
         <w:t xml:space="preserve"/>
       </w:r>
     </w:p>
@@ -4729,6 +5030,18 @@
           <w:sz w:val="18"/>
         </w:rPr>
         <w:t xml:space="preserve">  Admin --&gt; UC18</w:t>
+      </w:r>
+    </w:p>
+    <w:p>
+      <w:pPr>
+        <w:pStyle w:val="Code"/>
+      </w:pPr>
+      <w:r>
+        <w:rPr>
+          <w:rFonts w:ascii="Consolas" w:hAnsi="Consolas"/>
+          <w:sz w:val="18"/>
+        </w:rPr>
+        <w:t xml:space="preserve">  Admin --&gt; UC19</w:t>
       </w:r>
     </w:p>
     <w:p>
@@ -4890,7 +5203,7 @@
           </w:tcPr>
           <w:p>
             <w:r>
-              <w:t xml:space="preserve">React + Vite + Redux + React Router</w:t>
+              <w:t xml:space="preserve">React + TypeScript + Vite + Redux + React Router + Tailwind</w:t>
             </w:r>
           </w:p>
         </w:tc>
@@ -5403,6 +5716,38 @@
           </w:tcPr>
           <w:p>
             <w:r>
+              <w:t xml:space="preserve">Accounting</w:t>
+            </w:r>
+          </w:p>
+        </w:tc>
+        <w:tc>
+          <w:tcPr>
+            <w:tcW w:w="2400" w:type="dxa"/>
+          </w:tcPr>
+          <w:p>
+            <w:r>
+              <w:t xml:space="preserve">accountingController, AccountingTransaction, ExpenseCategory</w:t>
+            </w:r>
+          </w:p>
+        </w:tc>
+        <w:tc>
+          <w:tcPr>
+            <w:tcW w:w="2400" w:type="dxa"/>
+          </w:tcPr>
+          <w:p>
+            <w:r>
+              <w:t xml:space="preserve">Ghi nhận thu/chi, đối soát doanh thu, báo cáo lãi lỗ và công nợ nội bộ</w:t>
+            </w:r>
+          </w:p>
+        </w:tc>
+      </w:tr>
+      <w:tr>
+        <w:tc>
+          <w:tcPr>
+            <w:tcW w:w="2400" w:type="dxa"/>
+          </w:tcPr>
+          <w:p>
+            <w:r>
               <w:t xml:space="preserve">Client Store</w:t>
             </w:r>
           </w:p>
@@ -5521,7 +5866,12 @@
     </w:p>
     <w:p>
       <w:r>
-        <w:t xml:space="preserve">8. Client nhận event, thêm thông báo vào Redux và hiển thị popup/badge.</w:t>
+        <w:t xml:space="preserve">8. Với đơn hàng đã thanh toán/hoàn thành, server tạo hoặc cập nhật AccountingTransaction để ghi nhận doanh thu nội bộ.</w:t>
+      </w:r>
+    </w:p>
+    <w:p>
+      <w:r>
+        <w:t xml:space="preserve">9. Client nhận event, thêm thông báo vào Redux và hiển thị popup/badge.</w:t>
       </w:r>
     </w:p>
     <w:p>
@@ -7627,6 +7977,258 @@
           </w:p>
         </w:tc>
       </w:tr>
+      <w:tr>
+        <w:tc>
+          <w:tcPr>
+            <w:tcW w:w="2400" w:type="dxa"/>
+          </w:tcPr>
+          <w:p>
+            <w:r>
+              <w:t xml:space="preserve">GET</w:t>
+            </w:r>
+          </w:p>
+        </w:tc>
+        <w:tc>
+          <w:tcPr>
+            <w:tcW w:w="2400" w:type="dxa"/>
+          </w:tcPr>
+          <w:p>
+            <w:r>
+              <w:t xml:space="preserve">/admin/accounting/summary?month&amp;startDate&amp;endDate</w:t>
+            </w:r>
+          </w:p>
+        </w:tc>
+        <w:tc>
+          <w:tcPr>
+            <w:tcW w:w="2400" w:type="dxa"/>
+          </w:tcPr>
+          <w:p>
+            <w:r>
+              <w:t xml:space="preserve">Admin</w:t>
+            </w:r>
+          </w:p>
+        </w:tc>
+        <w:tc>
+          <w:tcPr>
+            <w:tcW w:w="2400" w:type="dxa"/>
+          </w:tcPr>
+          <w:p>
+            <w:r>
+              <w:t xml:space="preserve">Báo cáo doanh thu, chi phí, lợi nhuận, công nợ</w:t>
+            </w:r>
+          </w:p>
+        </w:tc>
+      </w:tr>
+      <w:tr>
+        <w:tc>
+          <w:tcPr>
+            <w:tcW w:w="2400" w:type="dxa"/>
+          </w:tcPr>
+          <w:p>
+            <w:r>
+              <w:t xml:space="preserve">GET</w:t>
+            </w:r>
+          </w:p>
+        </w:tc>
+        <w:tc>
+          <w:tcPr>
+            <w:tcW w:w="2400" w:type="dxa"/>
+          </w:tcPr>
+          <w:p>
+            <w:r>
+              <w:t xml:space="preserve">/admin/accounting/transactions?type&amp;category&amp;startDate&amp;endDate</w:t>
+            </w:r>
+          </w:p>
+        </w:tc>
+        <w:tc>
+          <w:tcPr>
+            <w:tcW w:w="2400" w:type="dxa"/>
+          </w:tcPr>
+          <w:p>
+            <w:r>
+              <w:t xml:space="preserve">Admin</w:t>
+            </w:r>
+          </w:p>
+        </w:tc>
+        <w:tc>
+          <w:tcPr>
+            <w:tcW w:w="2400" w:type="dxa"/>
+          </w:tcPr>
+          <w:p>
+            <w:r>
+              <w:t xml:space="preserve">Danh sách bút toán thu/chi</w:t>
+            </w:r>
+          </w:p>
+        </w:tc>
+      </w:tr>
+      <w:tr>
+        <w:tc>
+          <w:tcPr>
+            <w:tcW w:w="2400" w:type="dxa"/>
+          </w:tcPr>
+          <w:p>
+            <w:r>
+              <w:t xml:space="preserve">POST</w:t>
+            </w:r>
+          </w:p>
+        </w:tc>
+        <w:tc>
+          <w:tcPr>
+            <w:tcW w:w="2400" w:type="dxa"/>
+          </w:tcPr>
+          <w:p>
+            <w:r>
+              <w:t xml:space="preserve">/admin/accounting/transactions</w:t>
+            </w:r>
+          </w:p>
+        </w:tc>
+        <w:tc>
+          <w:tcPr>
+            <w:tcW w:w="2400" w:type="dxa"/>
+          </w:tcPr>
+          <w:p>
+            <w:r>
+              <w:t xml:space="preserve">Admin</w:t>
+            </w:r>
+          </w:p>
+        </w:tc>
+        <w:tc>
+          <w:tcPr>
+            <w:tcW w:w="2400" w:type="dxa"/>
+          </w:tcPr>
+          <w:p>
+            <w:r>
+              <w:t xml:space="preserve">Thêm khoản thu/chi thủ công</w:t>
+            </w:r>
+          </w:p>
+        </w:tc>
+      </w:tr>
+      <w:tr>
+        <w:tc>
+          <w:tcPr>
+            <w:tcW w:w="2400" w:type="dxa"/>
+          </w:tcPr>
+          <w:p>
+            <w:r>
+              <w:t xml:space="preserve">PATCH</w:t>
+            </w:r>
+          </w:p>
+        </w:tc>
+        <w:tc>
+          <w:tcPr>
+            <w:tcW w:w="2400" w:type="dxa"/>
+          </w:tcPr>
+          <w:p>
+            <w:r>
+              <w:t xml:space="preserve">/admin/accounting/transactions/:transactionId</w:t>
+            </w:r>
+          </w:p>
+        </w:tc>
+        <w:tc>
+          <w:tcPr>
+            <w:tcW w:w="2400" w:type="dxa"/>
+          </w:tcPr>
+          <w:p>
+            <w:r>
+              <w:t xml:space="preserve">Admin</w:t>
+            </w:r>
+          </w:p>
+        </w:tc>
+        <w:tc>
+          <w:tcPr>
+            <w:tcW w:w="2400" w:type="dxa"/>
+          </w:tcPr>
+          <w:p>
+            <w:r>
+              <w:t xml:space="preserve">Sửa bút toán thủ công</w:t>
+            </w:r>
+          </w:p>
+        </w:tc>
+      </w:tr>
+      <w:tr>
+        <w:tc>
+          <w:tcPr>
+            <w:tcW w:w="2400" w:type="dxa"/>
+          </w:tcPr>
+          <w:p>
+            <w:r>
+              <w:t xml:space="preserve">DELETE</w:t>
+            </w:r>
+          </w:p>
+        </w:tc>
+        <w:tc>
+          <w:tcPr>
+            <w:tcW w:w="2400" w:type="dxa"/>
+          </w:tcPr>
+          <w:p>
+            <w:r>
+              <w:t xml:space="preserve">/admin/accounting/transactions/:transactionId</w:t>
+            </w:r>
+          </w:p>
+        </w:tc>
+        <w:tc>
+          <w:tcPr>
+            <w:tcW w:w="2400" w:type="dxa"/>
+          </w:tcPr>
+          <w:p>
+            <w:r>
+              <w:t xml:space="preserve">Admin</w:t>
+            </w:r>
+          </w:p>
+        </w:tc>
+        <w:tc>
+          <w:tcPr>
+            <w:tcW w:w="2400" w:type="dxa"/>
+          </w:tcPr>
+          <w:p>
+            <w:r>
+              <w:t xml:space="preserve">Xóa bút toán thủ công</w:t>
+            </w:r>
+          </w:p>
+        </w:tc>
+      </w:tr>
+      <w:tr>
+        <w:tc>
+          <w:tcPr>
+            <w:tcW w:w="2400" w:type="dxa"/>
+          </w:tcPr>
+          <w:p>
+            <w:r>
+              <w:t xml:space="preserve">GET</w:t>
+            </w:r>
+          </w:p>
+        </w:tc>
+        <w:tc>
+          <w:tcPr>
+            <w:tcW w:w="2400" w:type="dxa"/>
+          </w:tcPr>
+          <w:p>
+            <w:r>
+              <w:t xml:space="preserve">/admin/accounting/expense-categories</w:t>
+            </w:r>
+          </w:p>
+        </w:tc>
+        <w:tc>
+          <w:tcPr>
+            <w:tcW w:w="2400" w:type="dxa"/>
+          </w:tcPr>
+          <w:p>
+            <w:r>
+              <w:t xml:space="preserve">Admin</w:t>
+            </w:r>
+          </w:p>
+        </w:tc>
+        <w:tc>
+          <w:tcPr>
+            <w:tcW w:w="2400" w:type="dxa"/>
+          </w:tcPr>
+          <w:p>
+            <w:r>
+              <w:t xml:space="preserve">Danh mục chi phí kế toán</w:t>
+            </w:r>
+          </w:p>
+        </w:tc>
+      </w:tr>
     </w:tbl>
     <w:p>
       <w:r>
@@ -7716,17 +8318,17 @@
           </w:tcPr>
           <w:p>
             <w:r>
-              <w:t xml:space="preserve">React, Vite</w:t>
-            </w:r>
-          </w:p>
-        </w:tc>
-        <w:tc>
-          <w:tcPr>
-            <w:tcW w:w="2400" w:type="dxa"/>
-          </w:tcPr>
-          <w:p>
-            <w:r>
-              <w:t xml:space="preserve">Build nhanh, SPA dễ mở rộng</w:t>
+              <w:t xml:space="preserve">React, TypeScript/TSX, Vite</w:t>
+            </w:r>
+          </w:p>
+        </w:tc>
+        <w:tc>
+          <w:tcPr>
+            <w:tcW w:w="2400" w:type="dxa"/>
+          </w:tcPr>
+          <w:p>
+            <w:r>
+              <w:t xml:space="preserve">Build nhanh, SPA dễ mở rộng, kiểm soát type tốt hơn</w:t>
             </w:r>
           </w:p>
         </w:tc>
@@ -7802,27 +8404,91 @@
           </w:tcPr>
           <w:p>
             <w:r>
-              <w:t xml:space="preserve">Icon/UI</w:t>
-            </w:r>
-          </w:p>
-        </w:tc>
-        <w:tc>
-          <w:tcPr>
-            <w:tcW w:w="2400" w:type="dxa"/>
-          </w:tcPr>
-          <w:p>
-            <w:r>
-              <w:t xml:space="preserve">Lucide React, CSS module theo file</w:t>
-            </w:r>
-          </w:p>
-        </w:tc>
-        <w:tc>
-          <w:tcPr>
-            <w:tcW w:w="2400" w:type="dxa"/>
-          </w:tcPr>
-          <w:p>
-            <w:r>
-              <w:t xml:space="preserve">Icon nhất quán, CSS dễ kiểm soát</w:t>
+              <w:t xml:space="preserve">Styling/UI</w:t>
+            </w:r>
+          </w:p>
+        </w:tc>
+        <w:tc>
+          <w:tcPr>
+            <w:tcW w:w="2400" w:type="dxa"/>
+          </w:tcPr>
+          <w:p>
+            <w:r>
+              <w:t xml:space="preserve">Tailwind CSS, Headless UI, Lucide React</w:t>
+            </w:r>
+          </w:p>
+        </w:tc>
+        <w:tc>
+          <w:tcPr>
+            <w:tcW w:w="2400" w:type="dxa"/>
+          </w:tcPr>
+          <w:p>
+            <w:r>
+              <w:t xml:space="preserve">Style nằm gần component, dialog/menu dễ truy cập, icon nhất quán</w:t>
+            </w:r>
+          </w:p>
+        </w:tc>
+      </w:tr>
+      <w:tr>
+        <w:tc>
+          <w:tcPr>
+            <w:tcW w:w="2400" w:type="dxa"/>
+          </w:tcPr>
+          <w:p>
+            <w:r>
+              <w:t xml:space="preserve">Form validation</w:t>
+            </w:r>
+          </w:p>
+        </w:tc>
+        <w:tc>
+          <w:tcPr>
+            <w:tcW w:w="2400" w:type="dxa"/>
+          </w:tcPr>
+          <w:p>
+            <w:r>
+              <w:t xml:space="preserve">React Hook Form, Zod</w:t>
+            </w:r>
+          </w:p>
+        </w:tc>
+        <w:tc>
+          <w:tcPr>
+            <w:tcW w:w="2400" w:type="dxa"/>
+          </w:tcPr>
+          <w:p>
+            <w:r>
+              <w:t xml:space="preserve">Validate form rõ ràng, giảm lỗi submit và dễ typed payload</w:t>
+            </w:r>
+          </w:p>
+        </w:tc>
+      </w:tr>
+      <w:tr>
+        <w:tc>
+          <w:tcPr>
+            <w:tcW w:w="2400" w:type="dxa"/>
+          </w:tcPr>
+          <w:p>
+            <w:r>
+              <w:t xml:space="preserve">Table/Chart</w:t>
+            </w:r>
+          </w:p>
+        </w:tc>
+        <w:tc>
+          <w:tcPr>
+            <w:tcW w:w="2400" w:type="dxa"/>
+          </w:tcPr>
+          <w:p>
+            <w:r>
+              <w:t xml:space="preserve">TanStack Table, Recharts</w:t>
+            </w:r>
+          </w:p>
+        </w:tc>
+        <w:tc>
+          <w:tcPr>
+            <w:tcW w:w="2400" w:type="dxa"/>
+          </w:tcPr>
+          <w:p>
+            <w:r>
+              <w:t xml:space="preserve">Bảng quản trị responsive, thống kê có biểu đồ cột/list</w:t>
             </w:r>
           </w:p>
         </w:tc>
@@ -8520,6 +9186,70 @@
           </w:p>
         </w:tc>
       </w:tr>
+      <w:tr>
+        <w:tc>
+          <w:tcPr>
+            <w:tcW w:w="2400" w:type="dxa"/>
+          </w:tcPr>
+          <w:p>
+            <w:r>
+              <w:t xml:space="preserve">AccountingTransaction</w:t>
+            </w:r>
+          </w:p>
+        </w:tc>
+        <w:tc>
+          <w:tcPr>
+            <w:tcW w:w="2400" w:type="dxa"/>
+          </w:tcPr>
+          <w:p>
+            <w:r>
+              <w:t xml:space="preserve">type, source, category, amount, paymentMethod, orderCode, note, createdBy</w:t>
+            </w:r>
+          </w:p>
+        </w:tc>
+        <w:tc>
+          <w:tcPr>
+            <w:tcW w:w="2400" w:type="dxa"/>
+          </w:tcPr>
+          <w:p>
+            <w:r>
+              <w:t xml:space="preserve">Bút toán thu/chi nội bộ</w:t>
+            </w:r>
+          </w:p>
+        </w:tc>
+      </w:tr>
+      <w:tr>
+        <w:tc>
+          <w:tcPr>
+            <w:tcW w:w="2400" w:type="dxa"/>
+          </w:tcPr>
+          <w:p>
+            <w:r>
+              <w:t xml:space="preserve">ExpenseCategory</w:t>
+            </w:r>
+          </w:p>
+        </w:tc>
+        <w:tc>
+          <w:tcPr>
+            <w:tcW w:w="2400" w:type="dxa"/>
+          </w:tcPr>
+          <w:p>
+            <w:r>
+              <w:t xml:space="preserve">name, type, description</w:t>
+            </w:r>
+          </w:p>
+        </w:tc>
+        <w:tc>
+          <w:tcPr>
+            <w:tcW w:w="2400" w:type="dxa"/>
+          </w:tcPr>
+          <w:p>
+            <w:r>
+              <w:t xml:space="preserve">Danh mục khoản chi/khoản thu dùng cho kế toán</w:t>
+            </w:r>
+          </w:p>
+        </w:tc>
+      </w:tr>
     </w:tbl>
     <w:p>
       <w:r>
@@ -8986,6 +9716,70 @@
           </w:p>
         </w:tc>
       </w:tr>
+      <w:tr>
+        <w:tc>
+          <w:tcPr>
+            <w:tcW w:w="2400" w:type="dxa"/>
+          </w:tcPr>
+          <w:p>
+            <w:r>
+              <w:t xml:space="preserve">AccountingTransaction</w:t>
+            </w:r>
+          </w:p>
+        </w:tc>
+        <w:tc>
+          <w:tcPr>
+            <w:tcW w:w="2400" w:type="dxa"/>
+          </w:tcPr>
+          <w:p>
+            <w:r>
+              <w:t xml:space="preserve">_id</w:t>
+            </w:r>
+          </w:p>
+        </w:tc>
+        <w:tc>
+          <w:tcPr>
+            <w:tcW w:w="2400" w:type="dxa"/>
+          </w:tcPr>
+          <w:p>
+            <w:r>
+              <w:t xml:space="preserve">order -&gt; Order._id, createdBy -&gt; User._id</w:t>
+            </w:r>
+          </w:p>
+        </w:tc>
+      </w:tr>
+      <w:tr>
+        <w:tc>
+          <w:tcPr>
+            <w:tcW w:w="2400" w:type="dxa"/>
+          </w:tcPr>
+          <w:p>
+            <w:r>
+              <w:t xml:space="preserve">ExpenseCategory</w:t>
+            </w:r>
+          </w:p>
+        </w:tc>
+        <w:tc>
+          <w:tcPr>
+            <w:tcW w:w="2400" w:type="dxa"/>
+          </w:tcPr>
+          <w:p>
+            <w:r>
+              <w:t xml:space="preserve">_id, name unique</w:t>
+            </w:r>
+          </w:p>
+        </w:tc>
+        <w:tc>
+          <w:tcPr>
+            <w:tcW w:w="2400" w:type="dxa"/>
+          </w:tcPr>
+          <w:p>
+            <w:r>
+              <w:t xml:space="preserve">Không có</w:t>
+            </w:r>
+          </w:p>
+        </w:tc>
+      </w:tr>
     </w:tbl>
     <w:p>
       <w:r>
@@ -9187,6 +9981,42 @@
           <w:rFonts w:ascii="Consolas" w:hAnsi="Consolas"/>
           <w:sz w:val="18"/>
         </w:rPr>
+        <w:t xml:space="preserve">  USERS ||--o{ ACCOUNTING_TRANSACTIONS : creates</w:t>
+      </w:r>
+    </w:p>
+    <w:p>
+      <w:pPr>
+        <w:pStyle w:val="Code"/>
+      </w:pPr>
+      <w:r>
+        <w:rPr>
+          <w:rFonts w:ascii="Consolas" w:hAnsi="Consolas"/>
+          <w:sz w:val="18"/>
+        </w:rPr>
+        <w:t xml:space="preserve">  ORDERS ||--o{ ACCOUNTING_TRANSACTIONS : generates</w:t>
+      </w:r>
+    </w:p>
+    <w:p>
+      <w:pPr>
+        <w:pStyle w:val="Code"/>
+      </w:pPr>
+      <w:r>
+        <w:rPr>
+          <w:rFonts w:ascii="Consolas" w:hAnsi="Consolas"/>
+          <w:sz w:val="18"/>
+        </w:rPr>
+        <w:t xml:space="preserve">  EXPENSE_CATEGORIES ||--o{ ACCOUNTING_TRANSACTIONS : classifies</w:t>
+      </w:r>
+    </w:p>
+    <w:p>
+      <w:pPr>
+        <w:pStyle w:val="Code"/>
+      </w:pPr>
+      <w:r>
+        <w:rPr>
+          <w:rFonts w:ascii="Consolas" w:hAnsi="Consolas"/>
+          <w:sz w:val="18"/>
+        </w:rPr>
         <w:t xml:space="preserve"/>
       </w:r>
     </w:p>
@@ -9599,6 +10429,162 @@
       </w:r>
     </w:p>
     <w:p>
+      <w:pPr>
+        <w:pStyle w:val="Code"/>
+      </w:pPr>
+      <w:r>
+        <w:rPr>
+          <w:rFonts w:ascii="Consolas" w:hAnsi="Consolas"/>
+          <w:sz w:val="18"/>
+        </w:rPr>
+        <w:t xml:space="preserve">  ACCOUNTING_TRANSACTIONS {</w:t>
+      </w:r>
+    </w:p>
+    <w:p>
+      <w:pPr>
+        <w:pStyle w:val="Code"/>
+      </w:pPr>
+      <w:r>
+        <w:rPr>
+          <w:rFonts w:ascii="Consolas" w:hAnsi="Consolas"/>
+          <w:sz w:val="18"/>
+        </w:rPr>
+        <w:t xml:space="preserve">    objectId id PK</w:t>
+      </w:r>
+    </w:p>
+    <w:p>
+      <w:pPr>
+        <w:pStyle w:val="Code"/>
+      </w:pPr>
+      <w:r>
+        <w:rPr>
+          <w:rFonts w:ascii="Consolas" w:hAnsi="Consolas"/>
+          <w:sz w:val="18"/>
+        </w:rPr>
+        <w:t xml:space="preserve">    string type</w:t>
+      </w:r>
+    </w:p>
+    <w:p>
+      <w:pPr>
+        <w:pStyle w:val="Code"/>
+      </w:pPr>
+      <w:r>
+        <w:rPr>
+          <w:rFonts w:ascii="Consolas" w:hAnsi="Consolas"/>
+          <w:sz w:val="18"/>
+        </w:rPr>
+        <w:t xml:space="preserve">    string source</w:t>
+      </w:r>
+    </w:p>
+    <w:p>
+      <w:pPr>
+        <w:pStyle w:val="Code"/>
+      </w:pPr>
+      <w:r>
+        <w:rPr>
+          <w:rFonts w:ascii="Consolas" w:hAnsi="Consolas"/>
+          <w:sz w:val="18"/>
+        </w:rPr>
+        <w:t xml:space="preserve">    decimal amount</w:t>
+      </w:r>
+    </w:p>
+    <w:p>
+      <w:pPr>
+        <w:pStyle w:val="Code"/>
+      </w:pPr>
+      <w:r>
+        <w:rPr>
+          <w:rFonts w:ascii="Consolas" w:hAnsi="Consolas"/>
+          <w:sz w:val="18"/>
+        </w:rPr>
+        <w:t xml:space="preserve">    string category</w:t>
+      </w:r>
+    </w:p>
+    <w:p>
+      <w:pPr>
+        <w:pStyle w:val="Code"/>
+      </w:pPr>
+      <w:r>
+        <w:rPr>
+          <w:rFonts w:ascii="Consolas" w:hAnsi="Consolas"/>
+          <w:sz w:val="18"/>
+        </w:rPr>
+        <w:t xml:space="preserve">    string orderCode</w:t>
+      </w:r>
+    </w:p>
+    <w:p>
+      <w:pPr>
+        <w:pStyle w:val="Code"/>
+      </w:pPr>
+      <w:r>
+        <w:rPr>
+          <w:rFonts w:ascii="Consolas" w:hAnsi="Consolas"/>
+          <w:sz w:val="18"/>
+        </w:rPr>
+        <w:t xml:space="preserve">  }</w:t>
+      </w:r>
+    </w:p>
+    <w:p>
+      <w:pPr>
+        <w:pStyle w:val="Code"/>
+      </w:pPr>
+      <w:r>
+        <w:rPr>
+          <w:rFonts w:ascii="Consolas" w:hAnsi="Consolas"/>
+          <w:sz w:val="18"/>
+        </w:rPr>
+        <w:t xml:space="preserve">  EXPENSE_CATEGORIES {</w:t>
+      </w:r>
+    </w:p>
+    <w:p>
+      <w:pPr>
+        <w:pStyle w:val="Code"/>
+      </w:pPr>
+      <w:r>
+        <w:rPr>
+          <w:rFonts w:ascii="Consolas" w:hAnsi="Consolas"/>
+          <w:sz w:val="18"/>
+        </w:rPr>
+        <w:t xml:space="preserve">    objectId id PK</w:t>
+      </w:r>
+    </w:p>
+    <w:p>
+      <w:pPr>
+        <w:pStyle w:val="Code"/>
+      </w:pPr>
+      <w:r>
+        <w:rPr>
+          <w:rFonts w:ascii="Consolas" w:hAnsi="Consolas"/>
+          <w:sz w:val="18"/>
+        </w:rPr>
+        <w:t xml:space="preserve">    string name UK</w:t>
+      </w:r>
+    </w:p>
+    <w:p>
+      <w:pPr>
+        <w:pStyle w:val="Code"/>
+      </w:pPr>
+      <w:r>
+        <w:rPr>
+          <w:rFonts w:ascii="Consolas" w:hAnsi="Consolas"/>
+          <w:sz w:val="18"/>
+        </w:rPr>
+        <w:t xml:space="preserve">    string type</w:t>
+      </w:r>
+    </w:p>
+    <w:p>
+      <w:pPr>
+        <w:pStyle w:val="Code"/>
+      </w:pPr>
+      <w:r>
+        <w:rPr>
+          <w:rFonts w:ascii="Consolas" w:hAnsi="Consolas"/>
+          <w:sz w:val="18"/>
+        </w:rPr>
+        <w:t xml:space="preserve">  }</w:t>
+      </w:r>
+    </w:p>
+    <w:p>
       <w:r>
         <w:t xml:space="preserve"/>
       </w:r>
@@ -11696,17 +12682,389 @@
       </w:r>
     </w:p>
     <w:p>
-      <w:r>
+      <w:pPr>
+        <w:pStyle w:val="Code"/>
+      </w:pPr>
+      <w:r>
+        <w:rPr>
+          <w:rFonts w:ascii="Consolas" w:hAnsi="Consolas"/>
+          <w:sz w:val="18"/>
+        </w:rPr>
         <w:t xml:space="preserve"/>
       </w:r>
     </w:p>
     <w:p>
-      <w:r>
+      <w:pPr>
+        <w:pStyle w:val="Code"/>
+      </w:pPr>
+      <w:r>
+        <w:rPr>
+          <w:rFonts w:ascii="Consolas" w:hAnsi="Consolas"/>
+          <w:sz w:val="18"/>
+        </w:rPr>
+        <w:t xml:space="preserve">CREATE TABLE expense_categories (</w:t>
+      </w:r>
+    </w:p>
+    <w:p>
+      <w:pPr>
+        <w:pStyle w:val="Code"/>
+      </w:pPr>
+      <w:r>
+        <w:rPr>
+          <w:rFonts w:ascii="Consolas" w:hAnsi="Consolas"/>
+          <w:sz w:val="18"/>
+        </w:rPr>
+        <w:t xml:space="preserve">  id VARCHAR(36) PRIMARY KEY,</w:t>
+      </w:r>
+    </w:p>
+    <w:p>
+      <w:pPr>
+        <w:pStyle w:val="Code"/>
+      </w:pPr>
+      <w:r>
+        <w:rPr>
+          <w:rFonts w:ascii="Consolas" w:hAnsi="Consolas"/>
+          <w:sz w:val="18"/>
+        </w:rPr>
+        <w:t xml:space="preserve">  name VARCHAR(120) NOT NULL UNIQUE,</w:t>
+      </w:r>
+    </w:p>
+    <w:p>
+      <w:pPr>
+        <w:pStyle w:val="Code"/>
+      </w:pPr>
+      <w:r>
+        <w:rPr>
+          <w:rFonts w:ascii="Consolas" w:hAnsi="Consolas"/>
+          <w:sz w:val="18"/>
+        </w:rPr>
+        <w:t xml:space="preserve">  type VARCHAR(20) NOT NULL DEFAULT 'expense',</w:t>
+      </w:r>
+    </w:p>
+    <w:p>
+      <w:pPr>
+        <w:pStyle w:val="Code"/>
+      </w:pPr>
+      <w:r>
+        <w:rPr>
+          <w:rFonts w:ascii="Consolas" w:hAnsi="Consolas"/>
+          <w:sz w:val="18"/>
+        </w:rPr>
+        <w:t xml:space="preserve">  description TEXT,</w:t>
+      </w:r>
+    </w:p>
+    <w:p>
+      <w:pPr>
+        <w:pStyle w:val="Code"/>
+      </w:pPr>
+      <w:r>
+        <w:rPr>
+          <w:rFonts w:ascii="Consolas" w:hAnsi="Consolas"/>
+          <w:sz w:val="18"/>
+        </w:rPr>
+        <w:t xml:space="preserve">  created_at TIMESTAMP NOT NULL,</w:t>
+      </w:r>
+    </w:p>
+    <w:p>
+      <w:pPr>
+        <w:pStyle w:val="Code"/>
+      </w:pPr>
+      <w:r>
+        <w:rPr>
+          <w:rFonts w:ascii="Consolas" w:hAnsi="Consolas"/>
+          <w:sz w:val="18"/>
+        </w:rPr>
+        <w:t xml:space="preserve">  updated_at TIMESTAMP NOT NULL,</w:t>
+      </w:r>
+    </w:p>
+    <w:p>
+      <w:pPr>
+        <w:pStyle w:val="Code"/>
+      </w:pPr>
+      <w:r>
+        <w:rPr>
+          <w:rFonts w:ascii="Consolas" w:hAnsi="Consolas"/>
+          <w:sz w:val="18"/>
+        </w:rPr>
+        <w:t xml:space="preserve">  CHECK (type IN ('income', 'expense'))</w:t>
+      </w:r>
+    </w:p>
+    <w:p>
+      <w:pPr>
+        <w:pStyle w:val="Code"/>
+      </w:pPr>
+      <w:r>
+        <w:rPr>
+          <w:rFonts w:ascii="Consolas" w:hAnsi="Consolas"/>
+          <w:sz w:val="18"/>
+        </w:rPr>
+        <w:t xml:space="preserve">);</w:t>
+      </w:r>
+    </w:p>
+    <w:p>
+      <w:pPr>
+        <w:pStyle w:val="Code"/>
+      </w:pPr>
+      <w:r>
+        <w:rPr>
+          <w:rFonts w:ascii="Consolas" w:hAnsi="Consolas"/>
+          <w:sz w:val="18"/>
+        </w:rPr>
         <w:t xml:space="preserve"/>
       </w:r>
     </w:p>
     <w:p>
       <w:pPr>
+        <w:pStyle w:val="Code"/>
+      </w:pPr>
+      <w:r>
+        <w:rPr>
+          <w:rFonts w:ascii="Consolas" w:hAnsi="Consolas"/>
+          <w:sz w:val="18"/>
+        </w:rPr>
+        <w:t xml:space="preserve">CREATE TABLE accounting_transactions (</w:t>
+      </w:r>
+    </w:p>
+    <w:p>
+      <w:pPr>
+        <w:pStyle w:val="Code"/>
+      </w:pPr>
+      <w:r>
+        <w:rPr>
+          <w:rFonts w:ascii="Consolas" w:hAnsi="Consolas"/>
+          <w:sz w:val="18"/>
+        </w:rPr>
+        <w:t xml:space="preserve">  id VARCHAR(36) PRIMARY KEY,</w:t>
+      </w:r>
+    </w:p>
+    <w:p>
+      <w:pPr>
+        <w:pStyle w:val="Code"/>
+      </w:pPr>
+      <w:r>
+        <w:rPr>
+          <w:rFonts w:ascii="Consolas" w:hAnsi="Consolas"/>
+          <w:sz w:val="18"/>
+        </w:rPr>
+        <w:t xml:space="preserve">  type VARCHAR(20) NOT NULL,</w:t>
+      </w:r>
+    </w:p>
+    <w:p>
+      <w:pPr>
+        <w:pStyle w:val="Code"/>
+      </w:pPr>
+      <w:r>
+        <w:rPr>
+          <w:rFonts w:ascii="Consolas" w:hAnsi="Consolas"/>
+          <w:sz w:val="18"/>
+        </w:rPr>
+        <w:t xml:space="preserve">  source VARCHAR(30) NOT NULL DEFAULT 'manual',</w:t>
+      </w:r>
+    </w:p>
+    <w:p>
+      <w:pPr>
+        <w:pStyle w:val="Code"/>
+      </w:pPr>
+      <w:r>
+        <w:rPr>
+          <w:rFonts w:ascii="Consolas" w:hAnsi="Consolas"/>
+          <w:sz w:val="18"/>
+        </w:rPr>
+        <w:t xml:space="preserve">  category_id VARCHAR(36),</w:t>
+      </w:r>
+    </w:p>
+    <w:p>
+      <w:pPr>
+        <w:pStyle w:val="Code"/>
+      </w:pPr>
+      <w:r>
+        <w:rPr>
+          <w:rFonts w:ascii="Consolas" w:hAnsi="Consolas"/>
+          <w:sz w:val="18"/>
+        </w:rPr>
+        <w:t xml:space="preserve">  order_id VARCHAR(36),</w:t>
+      </w:r>
+    </w:p>
+    <w:p>
+      <w:pPr>
+        <w:pStyle w:val="Code"/>
+      </w:pPr>
+      <w:r>
+        <w:rPr>
+          <w:rFonts w:ascii="Consolas" w:hAnsi="Consolas"/>
+          <w:sz w:val="18"/>
+        </w:rPr>
+        <w:t xml:space="preserve">  order_code VARCHAR(60),</w:t>
+      </w:r>
+    </w:p>
+    <w:p>
+      <w:pPr>
+        <w:pStyle w:val="Code"/>
+      </w:pPr>
+      <w:r>
+        <w:rPr>
+          <w:rFonts w:ascii="Consolas" w:hAnsi="Consolas"/>
+          <w:sz w:val="18"/>
+        </w:rPr>
+        <w:t xml:space="preserve">  amount DECIMAL(12,2) NOT NULL,</w:t>
+      </w:r>
+    </w:p>
+    <w:p>
+      <w:pPr>
+        <w:pStyle w:val="Code"/>
+      </w:pPr>
+      <w:r>
+        <w:rPr>
+          <w:rFonts w:ascii="Consolas" w:hAnsi="Consolas"/>
+          <w:sz w:val="18"/>
+        </w:rPr>
+        <w:t xml:space="preserve">  payment_method VARCHAR(80),</w:t>
+      </w:r>
+    </w:p>
+    <w:p>
+      <w:pPr>
+        <w:pStyle w:val="Code"/>
+      </w:pPr>
+      <w:r>
+        <w:rPr>
+          <w:rFonts w:ascii="Consolas" w:hAnsi="Consolas"/>
+          <w:sz w:val="18"/>
+        </w:rPr>
+        <w:t xml:space="preserve">  note TEXT,</w:t>
+      </w:r>
+    </w:p>
+    <w:p>
+      <w:pPr>
+        <w:pStyle w:val="Code"/>
+      </w:pPr>
+      <w:r>
+        <w:rPr>
+          <w:rFonts w:ascii="Consolas" w:hAnsi="Consolas"/>
+          <w:sz w:val="18"/>
+        </w:rPr>
+        <w:t xml:space="preserve">  transaction_date TIMESTAMP NOT NULL,</w:t>
+      </w:r>
+    </w:p>
+    <w:p>
+      <w:pPr>
+        <w:pStyle w:val="Code"/>
+      </w:pPr>
+      <w:r>
+        <w:rPr>
+          <w:rFonts w:ascii="Consolas" w:hAnsi="Consolas"/>
+          <w:sz w:val="18"/>
+        </w:rPr>
+        <w:t xml:space="preserve">  created_by VARCHAR(36),</w:t>
+      </w:r>
+    </w:p>
+    <w:p>
+      <w:pPr>
+        <w:pStyle w:val="Code"/>
+      </w:pPr>
+      <w:r>
+        <w:rPr>
+          <w:rFonts w:ascii="Consolas" w:hAnsi="Consolas"/>
+          <w:sz w:val="18"/>
+        </w:rPr>
+        <w:t xml:space="preserve">  created_at TIMESTAMP NOT NULL,</w:t>
+      </w:r>
+    </w:p>
+    <w:p>
+      <w:pPr>
+        <w:pStyle w:val="Code"/>
+      </w:pPr>
+      <w:r>
+        <w:rPr>
+          <w:rFonts w:ascii="Consolas" w:hAnsi="Consolas"/>
+          <w:sz w:val="18"/>
+        </w:rPr>
+        <w:t xml:space="preserve">  updated_at TIMESTAMP NOT NULL,</w:t>
+      </w:r>
+    </w:p>
+    <w:p>
+      <w:pPr>
+        <w:pStyle w:val="Code"/>
+      </w:pPr>
+      <w:r>
+        <w:rPr>
+          <w:rFonts w:ascii="Consolas" w:hAnsi="Consolas"/>
+          <w:sz w:val="18"/>
+        </w:rPr>
+        <w:t xml:space="preserve">  FOREIGN KEY (category_id) REFERENCES expense_categories(id),</w:t>
+      </w:r>
+    </w:p>
+    <w:p>
+      <w:pPr>
+        <w:pStyle w:val="Code"/>
+      </w:pPr>
+      <w:r>
+        <w:rPr>
+          <w:rFonts w:ascii="Consolas" w:hAnsi="Consolas"/>
+          <w:sz w:val="18"/>
+        </w:rPr>
+        <w:t xml:space="preserve">  FOREIGN KEY (order_id) REFERENCES orders(id),</w:t>
+      </w:r>
+    </w:p>
+    <w:p>
+      <w:pPr>
+        <w:pStyle w:val="Code"/>
+      </w:pPr>
+      <w:r>
+        <w:rPr>
+          <w:rFonts w:ascii="Consolas" w:hAnsi="Consolas"/>
+          <w:sz w:val="18"/>
+        </w:rPr>
+        <w:t xml:space="preserve">  FOREIGN KEY (created_by) REFERENCES users(id),</w:t>
+      </w:r>
+    </w:p>
+    <w:p>
+      <w:pPr>
+        <w:pStyle w:val="Code"/>
+      </w:pPr>
+      <w:r>
+        <w:rPr>
+          <w:rFonts w:ascii="Consolas" w:hAnsi="Consolas"/>
+          <w:sz w:val="18"/>
+        </w:rPr>
+        <w:t xml:space="preserve">  CHECK (type IN ('income', 'expense')),</w:t>
+      </w:r>
+    </w:p>
+    <w:p>
+      <w:pPr>
+        <w:pStyle w:val="Code"/>
+      </w:pPr>
+      <w:r>
+        <w:rPr>
+          <w:rFonts w:ascii="Consolas" w:hAnsi="Consolas"/>
+          <w:sz w:val="18"/>
+        </w:rPr>
+        <w:t xml:space="preserve">  CHECK (source IN ('order', 'manual', 'refund', 'inventory'))</w:t>
+      </w:r>
+    </w:p>
+    <w:p>
+      <w:pPr>
+        <w:pStyle w:val="Code"/>
+      </w:pPr>
+      <w:r>
+        <w:rPr>
+          <w:rFonts w:ascii="Consolas" w:hAnsi="Consolas"/>
+          <w:sz w:val="18"/>
+        </w:rPr>
+        <w:t xml:space="preserve">);</w:t>
+      </w:r>
+    </w:p>
+    <w:p>
+      <w:r>
+        <w:t xml:space="preserve"/>
+      </w:r>
+    </w:p>
+    <w:p>
+      <w:r>
+        <w:t xml:space="preserve"/>
+      </w:r>
+    </w:p>
+    <w:p>
+      <w:pPr>
         <w:pStyle w:val="Heading2"/>
       </w:pPr>
       <w:r>
@@ -12604,6 +13962,162 @@
           <w:rFonts w:ascii="Consolas" w:hAnsi="Consolas"/>
           <w:sz w:val="18"/>
         </w:rPr>
+        <w:t xml:space="preserve">  class AccountingTransaction {</w:t>
+      </w:r>
+    </w:p>
+    <w:p>
+      <w:pPr>
+        <w:pStyle w:val="Code"/>
+      </w:pPr>
+      <w:r>
+        <w:rPr>
+          <w:rFonts w:ascii="Consolas" w:hAnsi="Consolas"/>
+          <w:sz w:val="18"/>
+        </w:rPr>
+        <w:t xml:space="preserve">    +String type</w:t>
+      </w:r>
+    </w:p>
+    <w:p>
+      <w:pPr>
+        <w:pStyle w:val="Code"/>
+      </w:pPr>
+      <w:r>
+        <w:rPr>
+          <w:rFonts w:ascii="Consolas" w:hAnsi="Consolas"/>
+          <w:sz w:val="18"/>
+        </w:rPr>
+        <w:t xml:space="preserve">    +String source</w:t>
+      </w:r>
+    </w:p>
+    <w:p>
+      <w:pPr>
+        <w:pStyle w:val="Code"/>
+      </w:pPr>
+      <w:r>
+        <w:rPr>
+          <w:rFonts w:ascii="Consolas" w:hAnsi="Consolas"/>
+          <w:sz w:val="18"/>
+        </w:rPr>
+        <w:t xml:space="preserve">    +Number amount</w:t>
+      </w:r>
+    </w:p>
+    <w:p>
+      <w:pPr>
+        <w:pStyle w:val="Code"/>
+      </w:pPr>
+      <w:r>
+        <w:rPr>
+          <w:rFonts w:ascii="Consolas" w:hAnsi="Consolas"/>
+          <w:sz w:val="18"/>
+        </w:rPr>
+        <w:t xml:space="preserve">    +String paymentMethod</w:t>
+      </w:r>
+    </w:p>
+    <w:p>
+      <w:pPr>
+        <w:pStyle w:val="Code"/>
+      </w:pPr>
+      <w:r>
+        <w:rPr>
+          <w:rFonts w:ascii="Consolas" w:hAnsi="Consolas"/>
+          <w:sz w:val="18"/>
+        </w:rPr>
+        <w:t xml:space="preserve">    +String orderCode</w:t>
+      </w:r>
+    </w:p>
+    <w:p>
+      <w:pPr>
+        <w:pStyle w:val="Code"/>
+      </w:pPr>
+      <w:r>
+        <w:rPr>
+          <w:rFonts w:ascii="Consolas" w:hAnsi="Consolas"/>
+          <w:sz w:val="18"/>
+        </w:rPr>
+        <w:t xml:space="preserve">    +Date transactionDate</w:t>
+      </w:r>
+    </w:p>
+    <w:p>
+      <w:pPr>
+        <w:pStyle w:val="Code"/>
+      </w:pPr>
+      <w:r>
+        <w:rPr>
+          <w:rFonts w:ascii="Consolas" w:hAnsi="Consolas"/>
+          <w:sz w:val="18"/>
+        </w:rPr>
+        <w:t xml:space="preserve">  }</w:t>
+      </w:r>
+    </w:p>
+    <w:p>
+      <w:pPr>
+        <w:pStyle w:val="Code"/>
+      </w:pPr>
+      <w:r>
+        <w:rPr>
+          <w:rFonts w:ascii="Consolas" w:hAnsi="Consolas"/>
+          <w:sz w:val="18"/>
+        </w:rPr>
+        <w:t xml:space="preserve">  class ExpenseCategory {</w:t>
+      </w:r>
+    </w:p>
+    <w:p>
+      <w:pPr>
+        <w:pStyle w:val="Code"/>
+      </w:pPr>
+      <w:r>
+        <w:rPr>
+          <w:rFonts w:ascii="Consolas" w:hAnsi="Consolas"/>
+          <w:sz w:val="18"/>
+        </w:rPr>
+        <w:t xml:space="preserve">    +String name</w:t>
+      </w:r>
+    </w:p>
+    <w:p>
+      <w:pPr>
+        <w:pStyle w:val="Code"/>
+      </w:pPr>
+      <w:r>
+        <w:rPr>
+          <w:rFonts w:ascii="Consolas" w:hAnsi="Consolas"/>
+          <w:sz w:val="18"/>
+        </w:rPr>
+        <w:t xml:space="preserve">    +String type</w:t>
+      </w:r>
+    </w:p>
+    <w:p>
+      <w:pPr>
+        <w:pStyle w:val="Code"/>
+      </w:pPr>
+      <w:r>
+        <w:rPr>
+          <w:rFonts w:ascii="Consolas" w:hAnsi="Consolas"/>
+          <w:sz w:val="18"/>
+        </w:rPr>
+        <w:t xml:space="preserve">    +String description</w:t>
+      </w:r>
+    </w:p>
+    <w:p>
+      <w:pPr>
+        <w:pStyle w:val="Code"/>
+      </w:pPr>
+      <w:r>
+        <w:rPr>
+          <w:rFonts w:ascii="Consolas" w:hAnsi="Consolas"/>
+          <w:sz w:val="18"/>
+        </w:rPr>
+        <w:t xml:space="preserve">  }</w:t>
+      </w:r>
+    </w:p>
+    <w:p>
+      <w:pPr>
+        <w:pStyle w:val="Code"/>
+      </w:pPr>
+      <w:r>
+        <w:rPr>
+          <w:rFonts w:ascii="Consolas" w:hAnsi="Consolas"/>
+          <w:sz w:val="18"/>
+        </w:rPr>
         <w:t xml:space="preserve"/>
       </w:r>
     </w:p>
@@ -12740,6 +14254,42 @@
       </w:r>
     </w:p>
     <w:p>
+      <w:pPr>
+        <w:pStyle w:val="Code"/>
+      </w:pPr>
+      <w:r>
+        <w:rPr>
+          <w:rFonts w:ascii="Consolas" w:hAnsi="Consolas"/>
+          <w:sz w:val="18"/>
+        </w:rPr>
+        <w:t xml:space="preserve">  User "1" --&gt; "*" AccountingTransaction</w:t>
+      </w:r>
+    </w:p>
+    <w:p>
+      <w:pPr>
+        <w:pStyle w:val="Code"/>
+      </w:pPr>
+      <w:r>
+        <w:rPr>
+          <w:rFonts w:ascii="Consolas" w:hAnsi="Consolas"/>
+          <w:sz w:val="18"/>
+        </w:rPr>
+        <w:t xml:space="preserve">  Order "1" --&gt; "*" AccountingTransaction</w:t>
+      </w:r>
+    </w:p>
+    <w:p>
+      <w:pPr>
+        <w:pStyle w:val="Code"/>
+      </w:pPr>
+      <w:r>
+        <w:rPr>
+          <w:rFonts w:ascii="Consolas" w:hAnsi="Consolas"/>
+          <w:sz w:val="18"/>
+        </w:rPr>
+        <w:t xml:space="preserve">  ExpenseCategory "1" --&gt; "*" AccountingTransaction</w:t>
+      </w:r>
+    </w:p>
+    <w:p>
       <w:r>
         <w:t xml:space="preserve"/>
       </w:r>
@@ -13447,7 +14997,7 @@
         <w:pStyle w:val="Heading3"/>
       </w:pPr>
       <w:r>
-        <w:t xml:space="preserve">5.5 Activity Diagram - Quy trình mua hàng</w:t>
+        <w:t xml:space="preserve">5.5 Sequence Diagram - Ghi nhận kế toán nội bộ</w:t>
       </w:r>
     </w:p>
     <w:p>
@@ -13464,6 +15014,245 @@
           <w:rFonts w:ascii="Consolas" w:hAnsi="Consolas"/>
           <w:sz w:val="18"/>
         </w:rPr>
+        <w:t xml:space="preserve">sequenceDiagram</w:t>
+      </w:r>
+    </w:p>
+    <w:p>
+      <w:pPr>
+        <w:pStyle w:val="Code"/>
+      </w:pPr>
+      <w:r>
+        <w:rPr>
+          <w:rFonts w:ascii="Consolas" w:hAnsi="Consolas"/>
+          <w:sz w:val="18"/>
+        </w:rPr>
+        <w:t xml:space="preserve">  actor Admin as Quản trị viên</w:t>
+      </w:r>
+    </w:p>
+    <w:p>
+      <w:pPr>
+        <w:pStyle w:val="Code"/>
+      </w:pPr>
+      <w:r>
+        <w:rPr>
+          <w:rFonts w:ascii="Consolas" w:hAnsi="Consolas"/>
+          <w:sz w:val="18"/>
+        </w:rPr>
+        <w:t xml:space="preserve">  participant AdminUI as Admin Orders/Accounting</w:t>
+      </w:r>
+    </w:p>
+    <w:p>
+      <w:pPr>
+        <w:pStyle w:val="Code"/>
+      </w:pPr>
+      <w:r>
+        <w:rPr>
+          <w:rFonts w:ascii="Consolas" w:hAnsi="Consolas"/>
+          <w:sz w:val="18"/>
+        </w:rPr>
+        <w:t xml:space="preserve">  participant API as Admin API</w:t>
+      </w:r>
+    </w:p>
+    <w:p>
+      <w:pPr>
+        <w:pStyle w:val="Code"/>
+      </w:pPr>
+      <w:r>
+        <w:rPr>
+          <w:rFonts w:ascii="Consolas" w:hAnsi="Consolas"/>
+          <w:sz w:val="18"/>
+        </w:rPr>
+        <w:t xml:space="preserve">  participant OrderDB as Order</w:t>
+      </w:r>
+    </w:p>
+    <w:p>
+      <w:pPr>
+        <w:pStyle w:val="Code"/>
+      </w:pPr>
+      <w:r>
+        <w:rPr>
+          <w:rFonts w:ascii="Consolas" w:hAnsi="Consolas"/>
+          <w:sz w:val="18"/>
+        </w:rPr>
+        <w:t xml:space="preserve">  participant Acc as Accounting Service</w:t>
+      </w:r>
+    </w:p>
+    <w:p>
+      <w:pPr>
+        <w:pStyle w:val="Code"/>
+      </w:pPr>
+      <w:r>
+        <w:rPr>
+          <w:rFonts w:ascii="Consolas" w:hAnsi="Consolas"/>
+          <w:sz w:val="18"/>
+        </w:rPr>
+        <w:t xml:space="preserve">  participant AccDB as AccountingTransaction</w:t>
+      </w:r>
+    </w:p>
+    <w:p>
+      <w:pPr>
+        <w:pStyle w:val="Code"/>
+      </w:pPr>
+      <w:r>
+        <w:rPr>
+          <w:rFonts w:ascii="Consolas" w:hAnsi="Consolas"/>
+          <w:sz w:val="18"/>
+        </w:rPr>
+        <w:t xml:space="preserve"/>
+      </w:r>
+    </w:p>
+    <w:p>
+      <w:pPr>
+        <w:pStyle w:val="Code"/>
+      </w:pPr>
+      <w:r>
+        <w:rPr>
+          <w:rFonts w:ascii="Consolas" w:hAnsi="Consolas"/>
+          <w:sz w:val="18"/>
+        </w:rPr>
+        <w:t xml:space="preserve">  Admin-&gt;&gt;AdminUI: Cập nhật đơn sang paid hoặc completed</w:t>
+      </w:r>
+    </w:p>
+    <w:p>
+      <w:pPr>
+        <w:pStyle w:val="Code"/>
+      </w:pPr>
+      <w:r>
+        <w:rPr>
+          <w:rFonts w:ascii="Consolas" w:hAnsi="Consolas"/>
+          <w:sz w:val="18"/>
+        </w:rPr>
+        <w:t xml:space="preserve">  AdminUI-&gt;&gt;API: PATCH /admin/orders/:orderCode/status</w:t>
+      </w:r>
+    </w:p>
+    <w:p>
+      <w:pPr>
+        <w:pStyle w:val="Code"/>
+      </w:pPr>
+      <w:r>
+        <w:rPr>
+          <w:rFonts w:ascii="Consolas" w:hAnsi="Consolas"/>
+          <w:sz w:val="18"/>
+        </w:rPr>
+        <w:t xml:space="preserve">  API-&gt;&gt;OrderDB: Lưu trạng thái đơn hàng</w:t>
+      </w:r>
+    </w:p>
+    <w:p>
+      <w:pPr>
+        <w:pStyle w:val="Code"/>
+      </w:pPr>
+      <w:r>
+        <w:rPr>
+          <w:rFonts w:ascii="Consolas" w:hAnsi="Consolas"/>
+          <w:sz w:val="18"/>
+        </w:rPr>
+        <w:t xml:space="preserve">  API-&gt;&gt;Acc: Kiểm tra điều kiện ghi nhận doanh thu</w:t>
+      </w:r>
+    </w:p>
+    <w:p>
+      <w:pPr>
+        <w:pStyle w:val="Code"/>
+      </w:pPr>
+      <w:r>
+        <w:rPr>
+          <w:rFonts w:ascii="Consolas" w:hAnsi="Consolas"/>
+          <w:sz w:val="18"/>
+        </w:rPr>
+        <w:t xml:space="preserve">  Acc-&gt;&gt;AccDB: Tạo hoặc cập nhật bút toán income nguồn order</w:t>
+      </w:r>
+    </w:p>
+    <w:p>
+      <w:pPr>
+        <w:pStyle w:val="Code"/>
+      </w:pPr>
+      <w:r>
+        <w:rPr>
+          <w:rFonts w:ascii="Consolas" w:hAnsi="Consolas"/>
+          <w:sz w:val="18"/>
+        </w:rPr>
+        <w:t xml:space="preserve">  API--&gt;&gt;AdminUI: Trả đơn hàng và số liệu mới</w:t>
+      </w:r>
+    </w:p>
+    <w:p>
+      <w:pPr>
+        <w:pStyle w:val="Code"/>
+      </w:pPr>
+      <w:r>
+        <w:rPr>
+          <w:rFonts w:ascii="Consolas" w:hAnsi="Consolas"/>
+          <w:sz w:val="18"/>
+        </w:rPr>
+        <w:t xml:space="preserve">  Admin-&gt;&gt;AdminUI: Nhập khoản chi vận hành/nhập hàng</w:t>
+      </w:r>
+    </w:p>
+    <w:p>
+      <w:pPr>
+        <w:pStyle w:val="Code"/>
+      </w:pPr>
+      <w:r>
+        <w:rPr>
+          <w:rFonts w:ascii="Consolas" w:hAnsi="Consolas"/>
+          <w:sz w:val="18"/>
+        </w:rPr>
+        <w:t xml:space="preserve">  AdminUI-&gt;&gt;API: POST /admin/accounting/transactions</w:t>
+      </w:r>
+    </w:p>
+    <w:p>
+      <w:pPr>
+        <w:pStyle w:val="Code"/>
+      </w:pPr>
+      <w:r>
+        <w:rPr>
+          <w:rFonts w:ascii="Consolas" w:hAnsi="Consolas"/>
+          <w:sz w:val="18"/>
+        </w:rPr>
+        <w:t xml:space="preserve">  API-&gt;&gt;AccDB: Lưu bút toán expense thủ công</w:t>
+      </w:r>
+    </w:p>
+    <w:p>
+      <w:pPr>
+        <w:pStyle w:val="Code"/>
+      </w:pPr>
+      <w:r>
+        <w:rPr>
+          <w:rFonts w:ascii="Consolas" w:hAnsi="Consolas"/>
+          <w:sz w:val="18"/>
+        </w:rPr>
+        <w:t xml:space="preserve">  API--&gt;&gt;AdminUI: Cập nhật báo cáo lãi lỗ</w:t>
+      </w:r>
+    </w:p>
+    <w:p>
+      <w:r>
+        <w:t xml:space="preserve"/>
+      </w:r>
+    </w:p>
+    <w:p>
+      <w:r>
+        <w:t xml:space="preserve"/>
+      </w:r>
+    </w:p>
+    <w:p>
+      <w:pPr>
+        <w:pStyle w:val="Heading3"/>
+      </w:pPr>
+      <w:r>
+        <w:t xml:space="preserve">5.6 Activity Diagram - Quy trình mua hàng</w:t>
+      </w:r>
+    </w:p>
+    <w:p>
+      <w:r>
+        <w:t xml:space="preserve"/>
+      </w:r>
+    </w:p>
+    <w:p>
+      <w:pPr>
+        <w:pStyle w:val="Code"/>
+      </w:pPr>
+      <w:r>
+        <w:rPr>
+          <w:rFonts w:ascii="Consolas" w:hAnsi="Consolas"/>
+          <w:sz w:val="18"/>
+        </w:rPr>
         <w:t xml:space="preserve">flowchart TD</w:t>
       </w:r>
     </w:p>
@@ -13638,7 +15427,7 @@
         <w:pStyle w:val="Heading3"/>
       </w:pPr>
       <w:r>
-        <w:t xml:space="preserve">5.6 Activity Diagram - Quản lý kho</w:t>
+        <w:t xml:space="preserve">5.7 Activity Diagram - Quản lý kho</w:t>
       </w:r>
     </w:p>
     <w:p>
@@ -13817,7 +15606,7 @@
         <w:pStyle w:val="Heading3"/>
       </w:pPr>
       <w:r>
-        <w:t xml:space="preserve">5.7 Component Diagram</w:t>
+        <w:t xml:space="preserve">5.8 Component Diagram</w:t>
       </w:r>
     </w:p>
     <w:p>
@@ -14805,6 +16594,38 @@
           </w:p>
         </w:tc>
       </w:tr>
+      <w:tr>
+        <w:tc>
+          <w:tcPr>
+            <w:tcW w:w="2400" w:type="dxa"/>
+          </w:tcPr>
+          <w:p>
+            <w:r>
+              <w:t xml:space="preserve">Admin Accounting</w:t>
+            </w:r>
+          </w:p>
+        </w:tc>
+        <w:tc>
+          <w:tcPr>
+            <w:tcW w:w="2400" w:type="dxa"/>
+          </w:tcPr>
+          <w:p>
+            <w:r>
+              <w:t xml:space="preserve">Admin</w:t>
+            </w:r>
+          </w:p>
+        </w:tc>
+        <w:tc>
+          <w:tcPr>
+            <w:tcW w:w="2400" w:type="dxa"/>
+          </w:tcPr>
+          <w:p>
+            <w:r>
+              <w:t xml:space="preserve">Quản lý sổ thu/chi, đối soát doanh thu, chi phí, lợi nhuận và công nợ</w:t>
+            </w:r>
+          </w:p>
+        </w:tc>
+      </w:tr>
     </w:tbl>
     <w:p>
       <w:r>
@@ -14851,6 +16672,11 @@
     </w:p>
     <w:p>
       <w:r>
+        <w:t xml:space="preserve">• Logo dùng đúng biến thể theo vị trí: header 384x96, footer 640x160, favicon/mark dạng vuông và Open Graph 1200x630.</w:t>
+      </w:r>
+    </w:p>
+    <w:p>
+      <w:r>
         <w:t xml:space="preserve">• Các thao tác nguy hiểm như xóa sản phẩm/category/review phải có popup xác nhận.</w:t>
       </w:r>
     </w:p>
@@ -15359,6 +17185,18 @@
           <w:sz w:val="18"/>
         </w:rPr>
         <w:t xml:space="preserve">| - Reviews            |                                     |</w:t>
+      </w:r>
+    </w:p>
+    <w:p>
+      <w:pPr>
+        <w:pStyle w:val="Code"/>
+      </w:pPr>
+      <w:r>
+        <w:rPr>
+          <w:rFonts w:ascii="Consolas" w:hAnsi="Consolas"/>
+          <w:sz w:val="18"/>
+        </w:rPr>
+        <w:t xml:space="preserve">| - Accounting         |                                     |</w:t>
       </w:r>
     </w:p>
     <w:p>
@@ -15602,17 +17440,17 @@
           </w:tcPr>
           <w:p>
             <w:r>
-              <w:t xml:space="preserve">Dashboard, Orders, Inventory, Users, Contacts, Reviews</w:t>
-            </w:r>
-          </w:p>
-        </w:tc>
-        <w:tc>
-          <w:tcPr>
-            <w:tcW w:w="2400" w:type="dxa"/>
-          </w:tcPr>
-          <w:p>
-            <w:r>
-              <w:t xml:space="preserve">10-14 ngày</w:t>
+              <w:t xml:space="preserve">Dashboard, Orders, Inventory, Users, Contacts, Reviews, Accounting</w:t>
+            </w:r>
+          </w:p>
+        </w:tc>
+        <w:tc>
+          <w:tcPr>
+            <w:tcW w:w="2400" w:type="dxa"/>
+          </w:tcPr>
+          <w:p>
+            <w:r>
+              <w:t xml:space="preserve">12-16 ngày</w:t>
             </w:r>
           </w:p>
         </w:tc>
@@ -15854,7 +17692,7 @@
           </w:tcPr>
           <w:p>
             <w:r>
-              <w:t xml:space="preserve">React UI, Redux, Router, responsive, i18n</w:t>
+              <w:t xml:space="preserve">React/TypeScript UI, Tailwind, Redux, Router, responsive, i18n</w:t>
             </w:r>
           </w:p>
         </w:tc>
@@ -16226,6 +18064,70 @@
           </w:tcPr>
           <w:p>
             <w:r>
+              <w:t xml:space="preserve">Ghi nhận kế toán trùng doanh thu</w:t>
+            </w:r>
+          </w:p>
+        </w:tc>
+        <w:tc>
+          <w:tcPr>
+            <w:tcW w:w="2400" w:type="dxa"/>
+          </w:tcPr>
+          <w:p>
+            <w:r>
+              <w:t xml:space="preserve">Cao</w:t>
+            </w:r>
+          </w:p>
+        </w:tc>
+        <w:tc>
+          <w:tcPr>
+            <w:tcW w:w="2400" w:type="dxa"/>
+          </w:tcPr>
+          <w:p>
+            <w:r>
+              <w:t xml:space="preserve">Dùng khóa nguồn orderCode/source và chỉ tạo một bút toán income cho mỗi đơn hợp lệ</w:t>
+            </w:r>
+          </w:p>
+        </w:tc>
+      </w:tr>
+      <w:tr>
+        <w:tc>
+          <w:tcPr>
+            <w:tcW w:w="2400" w:type="dxa"/>
+          </w:tcPr>
+          <w:p>
+            <w:r>
+              <w:t xml:space="preserve">Báo cáo lãi lỗ sai do thiếu chi phí</w:t>
+            </w:r>
+          </w:p>
+        </w:tc>
+        <w:tc>
+          <w:tcPr>
+            <w:tcW w:w="2400" w:type="dxa"/>
+          </w:tcPr>
+          <w:p>
+            <w:r>
+              <w:t xml:space="preserve">Trung bình</w:t>
+            </w:r>
+          </w:p>
+        </w:tc>
+        <w:tc>
+          <w:tcPr>
+            <w:tcW w:w="2400" w:type="dxa"/>
+          </w:tcPr>
+          <w:p>
+            <w:r>
+              <w:t xml:space="preserve">Cho phép nhập chi phí thủ công, phân loại category và ghi người tạo/thời điểm</w:t>
+            </w:r>
+          </w:p>
+        </w:tc>
+      </w:tr>
+      <w:tr>
+        <w:tc>
+          <w:tcPr>
+            <w:tcW w:w="2400" w:type="dxa"/>
+          </w:tcPr>
+          <w:p>
+            <w:r>
               <w:t xml:space="preserve">Dữ liệu seed không đồng bộ</w:t>
             </w:r>
           </w:p>
@@ -17587,6 +19489,132 @@
           </w:p>
         </w:tc>
       </w:tr>
+      <w:tr>
+        <w:tc>
+          <w:tcPr>
+            <w:tcW w:w="2400" w:type="dxa"/>
+          </w:tcPr>
+          <w:p>
+            <w:r>
+              <w:t xml:space="preserve">TC-29</w:t>
+            </w:r>
+          </w:p>
+        </w:tc>
+        <w:tc>
+          <w:tcPr>
+            <w:tcW w:w="2400" w:type="dxa"/>
+          </w:tcPr>
+          <w:p>
+            <w:r>
+              <w:t xml:space="preserve">Ghi nhận doanh thu kế toán</w:t>
+            </w:r>
+          </w:p>
+        </w:tc>
+        <w:tc>
+          <w:tcPr>
+            <w:tcW w:w="2400" w:type="dxa"/>
+          </w:tcPr>
+          <w:p>
+            <w:r>
+              <w:t xml:space="preserve">Đơn chuyển sang paid/completed</w:t>
+            </w:r>
+          </w:p>
+        </w:tc>
+        <w:tc>
+          <w:tcPr>
+            <w:tcW w:w="2400" w:type="dxa"/>
+          </w:tcPr>
+          <w:p>
+            <w:r>
+              <w:t xml:space="preserve">Tạo hoặc cập nhật bút toán income nguồn order</w:t>
+            </w:r>
+          </w:p>
+        </w:tc>
+      </w:tr>
+      <w:tr>
+        <w:tc>
+          <w:tcPr>
+            <w:tcW w:w="2400" w:type="dxa"/>
+          </w:tcPr>
+          <w:p>
+            <w:r>
+              <w:t xml:space="preserve">TC-30</w:t>
+            </w:r>
+          </w:p>
+        </w:tc>
+        <w:tc>
+          <w:tcPr>
+            <w:tcW w:w="2400" w:type="dxa"/>
+          </w:tcPr>
+          <w:p>
+            <w:r>
+              <w:t xml:space="preserve">Nhập khoản chi</w:t>
+            </w:r>
+          </w:p>
+        </w:tc>
+        <w:tc>
+          <w:tcPr>
+            <w:tcW w:w="2400" w:type="dxa"/>
+          </w:tcPr>
+          <w:p>
+            <w:r>
+              <w:t xml:space="preserve">Chi phí hợp lệ, category hợp lệ</w:t>
+            </w:r>
+          </w:p>
+        </w:tc>
+        <w:tc>
+          <w:tcPr>
+            <w:tcW w:w="2400" w:type="dxa"/>
+          </w:tcPr>
+          <w:p>
+            <w:r>
+              <w:t xml:space="preserve">Tạo bút toán expense và báo cáo lãi lỗ cập nhật</w:t>
+            </w:r>
+          </w:p>
+        </w:tc>
+      </w:tr>
+      <w:tr>
+        <w:tc>
+          <w:tcPr>
+            <w:tcW w:w="2400" w:type="dxa"/>
+          </w:tcPr>
+          <w:p>
+            <w:r>
+              <w:t xml:space="preserve">TC-31</w:t>
+            </w:r>
+          </w:p>
+        </w:tc>
+        <w:tc>
+          <w:tcPr>
+            <w:tcW w:w="2400" w:type="dxa"/>
+          </w:tcPr>
+          <w:p>
+            <w:r>
+              <w:t xml:space="preserve">Báo cáo kế toán theo kỳ</w:t>
+            </w:r>
+          </w:p>
+        </w:tc>
+        <w:tc>
+          <w:tcPr>
+            <w:tcW w:w="2400" w:type="dxa"/>
+          </w:tcPr>
+          <w:p>
+            <w:r>
+              <w:t xml:space="preserve">Chọn tháng/khoảng ngày</w:t>
+            </w:r>
+          </w:p>
+        </w:tc>
+        <w:tc>
+          <w:tcPr>
+            <w:tcW w:w="2400" w:type="dxa"/>
+          </w:tcPr>
+          <w:p>
+            <w:r>
+              <w:t xml:space="preserve">Hiển thị doanh thu, chi phí, lợi nhuận và công nợ đúng kỳ</w:t>
+            </w:r>
+          </w:p>
+        </w:tc>
+      </w:tr>
     </w:tbl>
     <w:p>
       <w:r>
@@ -17696,6 +19724,11 @@
     </w:p>
     <w:p>
       <w:r>
+        <w:t xml:space="preserve">• Accounting flow: paid/completed order -&gt; accounting income transaction -&gt; manual expense -&gt; accounting summary.</w:t>
+      </w:r>
+    </w:p>
+    <w:p>
+      <w:r>
         <w:t xml:space="preserve"/>
       </w:r>
     </w:p>
@@ -17809,7 +19842,17 @@
     </w:p>
     <w:p>
       <w:r>
-        <w:t xml:space="preserve">8. Lọc khách hàng, người dùng, liên hệ, đánh giá; mở dialog chi tiết review có ảnh.</w:t>
+        <w:t xml:space="preserve">8. Kiểm tra bút toán doanh thu được ghi nhận trong kế toán.</w:t>
+      </w:r>
+    </w:p>
+    <w:p>
+      <w:r>
+        <w:t xml:space="preserve">9. Nhập khoản chi vận hành, xem báo cáo lãi lỗ theo tháng/khoảng ngày.</w:t>
+      </w:r>
+    </w:p>
+    <w:p>
+      <w:r>
+        <w:t xml:space="preserve">10. Lọc khách hàng, người dùng, liên hệ, đánh giá; mở dialog chi tiết review có ảnh.</w:t>
       </w:r>
     </w:p>
     <w:p>
@@ -17832,7 +19875,7 @@
     </w:p>
     <w:p>
       <w:r>
-        <w:t xml:space="preserve">Thiết kế đề xuất đáp ứng bài toán website bán hàng thời trang có quản trị cửa hàng, quản lý kho, thống kê, thông báo realtime và triển khai Docker. Việc chọn React/Redux ở frontend, Express ở backend và MongoDB ở database phù hợp với yêu cầu phát triển nhanh, dữ liệu linh hoạt và dễ mở rộng. Các quyết định như phân quyền admin, audit log kho hàng, loading skeleton, i18n JSON và SSE giúp hệ thống có tính thực tế cao hơn, dễ bảo trì và phù hợp để phát triển tiếp trong môi trường dự án thật.</w:t>
+        <w:t xml:space="preserve">Thiết kế đề xuất đáp ứng bài toán website bán hàng thời trang có quản trị cửa hàng, quản lý kho, thống kê, kế toán nội bộ, thông báo realtime và triển khai Docker. Việc chọn React/TypeScript/Redux/Tailwind ở frontend, Express ở backend và MongoDB ở database phù hợp với yêu cầu phát triển nhanh, dữ liệu linh hoạt và dễ mở rộng. Các quyết định như phân quyền admin, audit log kho hàng, bút toán kế toán có nguồn gốc, loading skeleton, i18n JSON và SSE giúp hệ thống có tính thực tế cao hơn, dễ bảo trì và phù hợp để phát triển tiếp trong môi trường dự án thật.</w:t>
       </w:r>
     </w:p>
     <w:sectPr>
